--- a/RelatoExperiencia/Relato_Experiencia_12_Forum_Rondoniense_OFICIAL.docx
+++ b/RelatoExperiencia/Relato_Experiencia_12_Forum_Rondoniense_OFICIAL.docx
@@ -1,8 +1,8 @@
 
 <file path=word/document.xml><?xml version="1.0" encoding="utf-8"?>
-<w:document xmlns:ns1="http://schemas.openxmlformats.org/markup-compatibility/2006" xmlns:ns2="http://schemas.microsoft.com/office/word/2010/wordml" xmlns:ns3="http://schemas.openxmlformats.org/drawingml/2006/wordprocessingDrawing" xmlns:ns4="http://schemas.microsoft.com/office/word/2010/wordprocessingDrawing" xmlns:ns5="http://schemas.openxmlformats.org/drawingml/2006/main" xmlns:ns6="http://schemas.openxmlformats.org/drawingml/2006/picture" xmlns:ns7="http://schemas.openxmlformats.org/officeDocument/2006/relationships" xmlns:ns8="http://schemas.microsoft.com/office/drawing/2010/main" xmlns:w="http://schemas.openxmlformats.org/wordprocessingml/2006/main" ns1:Ignorable="wp14">
+<w:document xmlns:a="http://schemas.openxmlformats.org/drawingml/2006/main" xmlns:a14="http://schemas.microsoft.com/office/drawing/2010/main" xmlns:mc="http://schemas.openxmlformats.org/markup-compatibility/2006" xmlns:pic="http://schemas.openxmlformats.org/drawingml/2006/picture" xmlns:r="http://schemas.openxmlformats.org/officeDocument/2006/relationships" xmlns:w="http://schemas.openxmlformats.org/wordprocessingml/2006/main" xmlns:w14="http://schemas.microsoft.com/office/word/2010/wordml" xmlns:wp="http://schemas.openxmlformats.org/drawingml/2006/wordprocessingDrawing" xmlns:wp14="http://schemas.microsoft.com/office/word/2010/wordprocessingDrawing" mc:Ignorable="wp14">
   <w:body>
-    <w:p ns2:paraId="7E330E38" ns2:textId="189723F5">
+    <w:p>
       <w:pPr>
         <w:pStyle w:val="Normal"/>
         <w:tabs>
@@ -12,64 +12,64 @@
       </w:pPr>
       <w:r>
         <w:drawing>
-          <ns3:anchor distT="0" distB="0" distL="114300" distR="114300" simplePos="0" relativeHeight="251658240" behindDoc="0" locked="0" layoutInCell="1" allowOverlap="1" ns4:anchorId="3FE50C40" ns4:editId="04727045">
-            <ns3:simplePos x="0" y="0"/>
-            <ns3:positionH relativeFrom="column">
-              <ns3:posOffset>-400050</ns3:posOffset>
-            </ns3:positionH>
-            <ns3:positionV relativeFrom="paragraph">
-              <ns3:posOffset>-628650</ns3:posOffset>
-            </ns3:positionV>
-            <ns3:extent cx="7627785" cy="1851201"/>
-            <ns3:effectExtent l="0" t="0" r="0" b="0"/>
-            <ns3:wrapNone/>
-            <ns3:docPr id="2067492396" name="drawing"/>
-            <ns3:cNvGraphicFramePr>
-              <ns5:graphicFrameLocks noChangeAspect="1"/>
-            </ns3:cNvGraphicFramePr>
-            <ns5:graphic>
-              <ns5:graphicData uri="http://schemas.openxmlformats.org/drawingml/2006/picture">
-                <ns6:pic>
-                  <ns6:nvPicPr>
-                    <ns6:cNvPr id="2067492396" name="Picture 2067492396"/>
-                    <ns6:cNvPicPr/>
-                  </ns6:nvPicPr>
-                  <ns6:blipFill>
-                    <ns5:blip ns7:embed="R6b2a76200c0f4a89">
-                      <ns5:extLst>
-                        <ns5:ext uri="{28A0092B-C50C-407E-A947-70E740481C1C}">
-                          <ns8:useLocalDpi/>
-                        </ns5:ext>
-                      </ns5:extLst>
-                    </ns5:blip>
-                    <ns5:srcRect l="0" t="7684" r="0" b="27568"/>
-                    <ns5:stretch>
-                      <ns5:fillRect/>
-                    </ns5:stretch>
-                  </ns6:blipFill>
-                  <ns6:spPr>
-                    <ns5:xfrm rot="0">
-                      <ns5:off x="0" y="0"/>
-                      <ns5:ext cx="7627785" cy="1851201"/>
-                    </ns5:xfrm>
-                    <ns5:prstGeom prst="rect">
-                      <ns5:avLst/>
-                    </ns5:prstGeom>
-                  </ns6:spPr>
-                </ns6:pic>
-              </ns5:graphicData>
-            </ns5:graphic>
-            <ns4:sizeRelH relativeFrom="page">
-              <ns4:pctWidth>0</ns4:pctWidth>
-            </ns4:sizeRelH>
-            <ns4:sizeRelV relativeFrom="page">
-              <ns4:pctHeight>0</ns4:pctHeight>
-            </ns4:sizeRelV>
-          </ns3:anchor>
+          <wp:anchor distT="0" distB="0" distL="114300" distR="114300" simplePos="0" relativeHeight="251658240" behindDoc="0" locked="0" layoutInCell="1" allowOverlap="1" wp14:anchorId="3FE50C40" wp14:editId="04727045">
+            <wp:simplePos x="0" y="0"/>
+            <wp:positionH relativeFrom="column">
+              <wp:posOffset>-400050</wp:posOffset>
+            </wp:positionH>
+            <wp:positionV relativeFrom="paragraph">
+              <wp:posOffset>-628650</wp:posOffset>
+            </wp:positionV>
+            <wp:extent cx="7627785" cy="1851201"/>
+            <wp:effectExtent l="0" t="0" r="0" b="0"/>
+            <wp:wrapNone/>
+            <wp:docPr id="2067492396" name="drawing"/>
+            <wp:cNvGraphicFramePr>
+              <a:graphicFrameLocks noChangeAspect="1"/>
+            </wp:cNvGraphicFramePr>
+            <a:graphic>
+              <a:graphicData uri="http://schemas.openxmlformats.org/drawingml/2006/picture">
+                <pic:pic>
+                  <pic:nvPicPr>
+                    <pic:cNvPr id="2067492396" name="Picture 2067492396"/>
+                    <pic:cNvPicPr/>
+                  </pic:nvPicPr>
+                  <pic:blipFill>
+                    <a:blip r:embed="R6b2a76200c0f4a89">
+                      <a:extLst>
+                        <a:ext uri="{28A0092B-C50C-407E-A947-70E740481C1C}">
+                          <a14:useLocalDpi/>
+                        </a:ext>
+                      </a:extLst>
+                    </a:blip>
+                    <a:srcRect l="0" t="7684" r="0" b="27568"/>
+                    <a:stretch>
+                      <a:fillRect/>
+                    </a:stretch>
+                  </pic:blipFill>
+                  <pic:spPr>
+                    <a:xfrm rot="0">
+                      <a:off x="0" y="0"/>
+                      <a:ext cx="7627785" cy="1851201"/>
+                    </a:xfrm>
+                    <a:prstGeom prst="rect">
+                      <a:avLst/>
+                    </a:prstGeom>
+                  </pic:spPr>
+                </pic:pic>
+              </a:graphicData>
+            </a:graphic>
+            <wp14:sizeRelH relativeFrom="page">
+              <wp14:pctWidth>0</wp14:pctWidth>
+            </wp14:sizeRelH>
+            <wp14:sizeRelV relativeFrom="page">
+              <wp14:pctHeight>0</wp14:pctHeight>
+            </wp14:sizeRelV>
+          </wp:anchor>
         </w:drawing>
       </w:r>
     </w:p>
-    <w:p ns2:paraId="7936E2F5" ns2:textId="206651EC">
+    <w:p>
       <w:pPr>
         <w:pStyle w:val="Normal"/>
         <w:tabs>
@@ -78,7 +78,7 @@
         <w:spacing w:after="0" w:line="240" w:lineRule="auto"/>
       </w:pPr>
     </w:p>
-    <w:p ns2:paraId="0EA6A41B" ns2:textId="18BF6A54">
+    <w:p>
       <w:pPr>
         <w:pStyle w:val="Normal"/>
         <w:tabs>
@@ -98,7 +98,7 @@
         </w:rPr>
       </w:pPr>
     </w:p>
-    <w:p ns2:paraId="2CB91225" ns2:textId="45EAE008">
+    <w:p>
       <w:pPr>
         <w:pStyle w:val="Normal"/>
         <w:tabs>
@@ -118,7 +118,7 @@
         </w:rPr>
       </w:pPr>
     </w:p>
-    <w:p ns2:paraId="7CAE9521" ns2:textId="075AC771">
+    <w:p>
       <w:pPr>
         <w:pStyle w:val="Normal"/>
         <w:tabs>
@@ -138,7 +138,7 @@
         </w:rPr>
       </w:pPr>
     </w:p>
-    <w:p ns2:paraId="1AEFDA21" ns2:textId="6FF221B5">
+    <w:p>
       <w:pPr>
         <w:pStyle w:val="Normal"/>
         <w:tabs>
@@ -158,7 +158,7 @@
         </w:rPr>
       </w:pPr>
     </w:p>
-    <w:p ns2:paraId="6BBE7897" ns2:textId="22E3579B">
+    <w:p>
       <w:pPr>
         <w:pStyle w:val="Normal"/>
         <w:tabs>
@@ -178,7 +178,7 @@
         </w:rPr>
       </w:pPr>
     </w:p>
-    <w:p ns2:paraId="6F72AE3A" ns2:textId="52A12535">
+    <w:p>
       <w:pPr>
         <w:pStyle w:val="Normal"/>
         <w:tabs>
@@ -198,7 +198,7 @@
           <w:szCs w:val="24"/>
           <w:lang w:val="en-US"/>
         </w:rPr>
-        <w:t>Eixo Temático: 3. Inteligência Artificial, Transformação Digital e Tecnologias Emergentes</w:t>
+        <w:t>Eixo Temático: 3 - Inteligência Artificial, Transformação Digital e Tecnologias Emergentes</w:t>
       </w:r>
       <w:r>
         <w:rPr>
@@ -227,7 +227,7 @@
         <w:t/>
       </w:r>
     </w:p>
-    <w:p ns2:paraId="00F281EF" ns2:textId="404CB37B">
+    <w:p>
       <w:pPr>
         <w:pStyle w:val="Normal"/>
         <w:suppressLineNumbers w:val="0"/>
@@ -260,7 +260,7 @@
           <w:szCs w:val="24"/>
           <w:lang w:val="en-US"/>
         </w:rPr>
-        <w:t>Linha Temática: II. Sistemas Inteligentes, Automação de Processos e Tomada de Decisão</w:t>
+        <w:t>Linha Temática: II. Desenvolvimento de software e sistemas inteligentes</w:t>
       </w:r>
       <w:r>
         <w:rPr>
@@ -289,7 +289,7 @@
         <w:t/>
       </w:r>
     </w:p>
-    <w:p ns2:paraId="605510E9" ns2:textId="27732260">
+    <w:p>
       <w:pPr>
         <w:tabs>
           <w:tab w:val="left" w:leader="none" w:pos="1507"/>
@@ -305,7 +305,7 @@
         </w:rPr>
       </w:pPr>
     </w:p>
-    <w:p ns2:paraId="00000003" ns2:textId="332063DF">
+    <w:p>
       <w:pPr>
         <w:tabs>
           <w:tab w:val="left" w:leader="none" w:pos="1507"/>
@@ -329,7 +329,7 @@
           <w:szCs w:val="28"/>
           <w:lang w:val="en-US"/>
         </w:rPr>
-        <w:t xml:space="preserve">Mediação inteligente na gestão docente universitária: relato de experiência da integração de agente autônomo ao Canvas LMS via Model Context Protocol (MCP) com interface via Telegram</w:t>
+        <w:t xml:space="preserve">Mediação inteligente na gestão docente: relato de experiência da integração de agente autônomo ao Canvas LMS via MCP e Telegram</w:t>
       </w:r>
       <w:r>
         <w:rPr>
@@ -365,7 +365,7 @@
         <w:t/>
       </w:r>
     </w:p>
-    <w:p ns2:paraId="00000004" ns2:textId="77777777">
+    <w:p>
       <w:pPr>
         <w:tabs>
           <w:tab w:val="left" w:leader="none" w:pos="1507"/>
@@ -385,7 +385,7 @@
         </w:rPr>
       </w:r>
     </w:p>
-    <w:p ns2:paraId="00000005" ns2:textId="77777777">
+    <w:p>
       <w:pPr>
         <w:tabs>
           <w:tab w:val="left" w:leader="none" w:pos="1507"/>
@@ -406,7 +406,7 @@
           <w:szCs w:val="24"/>
           <w:lang w:val="en-US"/>
         </w:rPr>
-        <w:t>Karan Luciano1*, Equipe Docente de Tecnologias Educacionais1, Coordenação de Pesquisa e Inovação Acadêmica1</w:t>
+        <w:t>Karan Luciano Silva1*</w:t>
       </w:r>
       <w:r>
         <w:rPr>
@@ -482,7 +482,7 @@
         </w:rPr>
       </w:r>
     </w:p>
-    <w:p ns2:paraId="00000006" ns2:textId="77777777">
+    <w:p>
       <w:pPr>
         <w:tabs>
           <w:tab w:val="left" w:leader="none" w:pos="1507"/>
@@ -502,7 +502,7 @@
         </w:rPr>
       </w:r>
     </w:p>
-    <w:p ns2:paraId="00000007" ns2:textId="77777777">
+    <w:p>
       <w:pPr>
         <w:tabs>
           <w:tab w:val="left" w:leader="none" w:pos="1507"/>
@@ -530,7 +530,7 @@
         <w:t/>
       </w:r>
     </w:p>
-    <w:p ns2:paraId="00000008" ns2:textId="77777777">
+    <w:p>
       <w:pPr>
         <w:tabs>
           <w:tab w:val="left" w:leader="none" w:pos="1507"/>
@@ -558,7 +558,7 @@
         <w:t xml:space="preserve"/>
       </w:r>
     </w:p>
-    <w:p ns2:paraId="00000009" ns2:textId="77777777">
+    <w:p>
       <w:pPr>
         <w:tabs>
           <w:tab w:val="left" w:leader="none" w:pos="1507"/>
@@ -586,7 +586,7 @@
         <w:t xml:space="preserve"/>
       </w:r>
     </w:p>
-    <w:p ns2:paraId="0000000A" ns2:textId="77777777">
+    <w:p>
       <w:pPr>
         <w:tabs>
           <w:tab w:val="left" w:leader="none" w:pos="1507"/>
@@ -603,10 +603,10 @@
           <w:rFonts w:ascii="Times New Roman" w:hAnsi="Times New Roman" w:eastAsia="Times New Roman" w:cs="Times New Roman"/>
           <w:lang w:val="en-US"/>
         </w:rPr>
-        <w:t>*Autor(a) correspondente: Endereço profissional: Av. Universitária, s/n, Aurélio Bernardi, Ji-Paraná - RO, CEP: 76907-438. E-mail: karan.luciano@afya.com.br</w:t>
-      </w:r>
-    </w:p>
-    <w:p ns2:paraId="0000000B" ns2:textId="77777777">
+        <w:t>*Professor e autor correspondente: Endereço profissional: Av. Universitária, s/n, Aurélio Bernardi, Ji-Paraná - RO, CEP: 76907-438. E-mail: karan.luciano@afya.com.br</w:t>
+      </w:r>
+    </w:p>
+    <w:p>
       <w:pPr>
         <w:keepNext w:val="0"/>
         <w:keepLines w:val="0"/>
@@ -676,7 +676,7 @@
         <w:tab/>
       </w:r>
     </w:p>
-    <w:p ns2:paraId="0000000C" ns2:textId="77777777">
+    <w:p>
       <w:pPr>
         <w:tabs>
           <w:tab w:val="left" w:leader="none" w:pos="6643"/>
@@ -689,12 +689,12 @@
           <w:szCs w:val="24"/>
         </w:rPr>
         <w:sectPr>
-          <w:footerReference w:type="default" ns7:id="rId8"/>
+          <w:footerReference w:type="default" r:id="rId8"/>
           <w:pgSz w:w="11906" w:h="16838" w:orient="portrait"/>
           <w:pgMar w:top="567" w:right="567" w:bottom="567" w:left="624" w:header="709" w:footer="709"/>
           <w:pgNumType w:start="1"/>
           <w:cols w:num="1"/>
-          <w:headerReference w:type="default" ns7:id="R114d12b748a84f00"/>
+          <w:headerReference w:type="default" r:id="R114d12b748a84f00"/>
         </w:sectPr>
       </w:pPr>
       <w:r>
@@ -738,7 +738,39 @@
         <w:rPr>
           <w:rFonts w:ascii="Times New Roman" w:hAnsi="Times New Roman"/>
         </w:rPr>
-        <w:t xml:space="preserve">A consolidação dos Ambientes Virtuais de Aprendizagem (AVAs), como o Canvas LMS, transformou a gestão acadêmica universitária, mas impôs uma severa sobrecarga administrativa docente: rotinas repetitivas de triagem de dezenas de repositórios digitais, controle cronológico de prazos e conferência sintática de códigos competem diretamente com o planejamento pedagógico e a orientação discente (Garrison; Anderson; Archer, 2000; Gil, 2019; Severino, 2016). Embora a Inteligência Artificial Generativa (IAG) ofereça grande potencial de suporte avaliativo (Luckin et al., 2016; Unesco, 2023), interfaces convencionais de chat operam desconectadas dos sistemas institucionais, exigindo transferências manuais arriscadas e desgastantes. Para superar esse abismo técnico, a presente intervenção articula o Model Context Protocol (MCP) — padrão aberto que padroniza conexões seguras entre IA e sistemas institucionais sob privilégios restritos — ao aplicativo móvel Telegram, convertendo o smartphone do professor em uma porta de entrada ubíqua e amigável para mediação de turmas em linguagem natural (Figura 1).</w:t>
+        <w:t xml:space="preserve">A consolidação do Canvas LMS (Learning Management System) transformou a gestão acadêmica universitária,
+        mas impôs uma expressiva sobrecarga operacional ao trabalho docente: rotinas repetitivas de triagem de dezenas
+        de repositórios digitais, controle cronológico de prazos e conferência sintática de códigos competem diretamente
+        com o planejamento pedagógico e a orientação individualizada aos discentes (Garrison; Anderson; Archer, 2000;
+        Gil, 2019; Severino, 2016). Embora a Inteligência Artificial Generativa apresente elevado potencial analítico
+        para o contexto educacional (Luckin et al., 2016; Russell; Norvig, 2021; Unesco, 2023), a literatura ainda
+        carece de relatos aplicados sobre a integração direta e segura entre modelos de linguagem e os ambientes
+        virtuais de aprendizagem institucionais.</w:t>
+      </w:r>
+    </w:p>
+    <w:p>
+      <w:pPr>
+        <w:spacing w:line="240" w:lineRule="auto" w:after="80"/>
+        <w:ind w:right="-74" w:firstLine="709"/>
+        <w:jc w:val="both"/>
+        <w:rPr>
+          <w:rFonts w:ascii="Times New Roman" w:hAnsi="Times New Roman"/>
+          <w:sz w:val="24"/>
+        </w:rPr>
+      </w:pPr>
+      <w:r>
+        <w:rPr>
+          <w:rFonts w:ascii="Times New Roman" w:hAnsi="Times New Roman"/>
+        </w:rPr>
+        <w:t xml:space="preserve">Com efeito, a utilização de agentes convencionais baseados em interfaces de chat ou scripts ad-hoc
+        esbarra em limitações estruturais: (a) ausência de integração com os dados do Canvas LMS, atuando de forma
+        desconectada do livro de notas institucional; (b) suscetibilidade a inconsistências avaliativas decorrentes da
+        falta de parametrização formal de rubricas; e (c) sobrecarga de transferência manual de códigos e notas entre
+        abas do navegador. Para responder a essa lacuna, a presente intervenção adota o Model Context Protocol
+        (MCP) como estrutura arquitetural central. Ao contrário de agentes isolados, o MCP padroniza um barramento
+        semântico seguro que concede ao modelo acesso determinístico a recursos institucionais e a ferramentas de
+        compilação sob o princípio do menor privilégio, articulado ao Telegram como interface móvel de governança e
+        validação docente (Figura 1).</w:t>
       </w:r>
     </w:p>
     <w:p>
@@ -757,7 +789,8 @@
           <w:rFonts w:ascii="Times New Roman" w:hAnsi="Times New Roman"/>
           <w:b w:val="1"/>
         </w:rPr>
-        <w:t xml:space="preserve">Figura 1. Arquitetura da Mediação: Telegram como porta de entrada amigável ao MCP e Canvas LMS</w:t>
+        <w:t xml:space="preserve">Figura 1 – Arquitetura da Mediação: Telegram como porta de
+          entrada amigável ao MCP e Canvas LMS</w:t>
       </w:r>
     </w:p>
     <w:p>
@@ -774,24 +807,28 @@
         <w:rPr>
           <w:rFonts w:ascii="Times New Roman" w:hAnsi="Times New Roman"/>
         </w:rPr>
-        <w:t xml:space="preserve">Fonte: Elaborada pelos autores (2026).</w:t>
-      </w:r>
-    </w:p>
-    <w:p>
-      <w:pPr>
-        <w:spacing w:line="240" w:lineRule="auto" w:after="80"/>
-        <w:ind w:right="-74" w:firstLine="709"/>
-        <w:jc w:val="both"/>
-        <w:rPr>
-          <w:rFonts w:ascii="Times New Roman" w:hAnsi="Times New Roman"/>
-          <w:sz w:val="24"/>
-        </w:rPr>
-      </w:pPr>
-      <w:r>
-        <w:rPr>
-          <w:rFonts w:ascii="Times New Roman" w:hAnsi="Times New Roman"/>
-        </w:rPr>
-        <w:t xml:space="preserve">Nesse contexto, alinhado ao Eixo 3 do 12º Fórum Rondoniense de Pesquisa, este trabalho investiga de que maneira a mediação inteligente conectada ao Canvas LMS via MCP e Telegram mitiga a sobrecarga burocrática docente e eleva a qualidade das avaliações no ensino superior (Lakatos; Marconi, 2021). O objetivo é relatar a vivência de concepção, homologação e aplicação prática dessa arquitetura, evidenciando impactos reais de produtividade na rotina acadêmica, tempestividade nos pareceres formativos e salvaguarda permanente da governança ética institucional.</w:t>
+        <w:t xml:space="preserve">Fonte: Elaborado pelo autor (2026).</w:t>
+      </w:r>
+    </w:p>
+    <w:p>
+      <w:pPr>
+        <w:spacing w:line="240" w:lineRule="auto" w:after="80"/>
+        <w:ind w:right="-74" w:firstLine="709"/>
+        <w:jc w:val="both"/>
+        <w:rPr>
+          <w:rFonts w:ascii="Times New Roman" w:hAnsi="Times New Roman"/>
+          <w:sz w:val="24"/>
+        </w:rPr>
+      </w:pPr>
+      <w:r>
+        <w:rPr>
+          <w:rFonts w:ascii="Times New Roman" w:hAnsi="Times New Roman"/>
+        </w:rPr>
+        <w:t xml:space="preserve">Nesse contexto, alinhado ao Eixo 3 do 12º Fórum Rondoniense de Pesquisa, objetivou-se relatar a experiência de
+        concepção, implementação e aplicação prática de uma arquitetura de mediação inteligente integrada ao Canvas LMS
+        via MCP e Telegram. Busca-se evidenciar os impactos na produtividade da rotina docente, a tempestividade das
+        devolutivas formativas e a salvaguarda da governança ética institucional no ensino superior (Lakatos; Marconi,
+        2021).</w:t>
       </w:r>
     </w:p>
     <w:p>
@@ -831,24 +868,28 @@
           <w:rFonts w:ascii="Times New Roman" w:hAnsi="Times New Roman"/>
           <w:b w:val="1"/>
         </w:rPr>
-        <w:t xml:space="preserve">2.1 Tipo de Estudo</w:t>
-      </w:r>
-    </w:p>
-    <w:p>
-      <w:pPr>
-        <w:spacing w:line="240" w:lineRule="auto" w:after="80"/>
-        <w:ind w:right="-74" w:firstLine="709"/>
-        <w:jc w:val="both"/>
-        <w:rPr>
-          <w:rFonts w:ascii="Times New Roman" w:hAnsi="Times New Roman"/>
-          <w:sz w:val="24"/>
-        </w:rPr>
-      </w:pPr>
-      <w:r>
-        <w:rPr>
-          <w:rFonts w:ascii="Times New Roman" w:hAnsi="Times New Roman"/>
-        </w:rPr>
-        <w:t xml:space="preserve">Trata-se de uma pesquisa aplicada de natureza descritiva, conduzida sob a modalidade de relato de experiência técnico-pedagógico com abordagem mista (Köche, 2015). Combinou-se a observação participante do docente titular com a mensuração quantitativa de tempos de ciclo e taxas de auditoria de atividades de laboratório no ambiente virtual.</w:t>
+        <w:t xml:space="preserve">2.1 Tipo de estudo e autonomia docente</w:t>
+      </w:r>
+    </w:p>
+    <w:p>
+      <w:pPr>
+        <w:spacing w:line="240" w:lineRule="auto" w:after="80"/>
+        <w:ind w:right="-74" w:firstLine="709"/>
+        <w:jc w:val="both"/>
+        <w:rPr>
+          <w:rFonts w:ascii="Times New Roman" w:hAnsi="Times New Roman"/>
+          <w:sz w:val="24"/>
+        </w:rPr>
+      </w:pPr>
+      <w:r>
+        <w:rPr>
+          <w:rFonts w:ascii="Times New Roman" w:hAnsi="Times New Roman"/>
+        </w:rPr>
+        <w:t xml:space="preserve">Trata-se de um relato de experiência, de natureza aplicada e abordagem mista (Köche, 2015; Prodanov; Freitas,
+        2013). Articulou-se a observação participante do docente titular à mensuração quantitativa de tempos de ciclo e
+        taxas de auditoria no Canvas LMS. Registra-se que a intervenção constitui iniciativa autônoma de pesquisa
+        didática conduzida pelo autor em suas turmas, sem configurar diretriz institucional ou produto de tecnologia
+        corporativa da mantenedora.</w:t>
       </w:r>
     </w:p>
     <w:p>
@@ -867,24 +908,30 @@
           <w:rFonts w:ascii="Times New Roman" w:hAnsi="Times New Roman"/>
           <w:b w:val="1"/>
         </w:rPr>
-        <w:t xml:space="preserve">2.2 Contexto Empírico e Amostra</w:t>
-      </w:r>
-    </w:p>
-    <w:p>
-      <w:pPr>
-        <w:spacing w:line="240" w:lineRule="auto" w:after="80"/>
-        <w:ind w:right="-74" w:firstLine="709"/>
-        <w:jc w:val="both"/>
-        <w:rPr>
-          <w:rFonts w:ascii="Times New Roman" w:hAnsi="Times New Roman"/>
-          <w:sz w:val="24"/>
-        </w:rPr>
-      </w:pPr>
-      <w:r>
-        <w:rPr>
-          <w:rFonts w:ascii="Times New Roman" w:hAnsi="Times New Roman"/>
-        </w:rPr>
-        <w:t xml:space="preserve">A experiência foi conduzida no Afya Centro Universitário de Ji-Paraná (UniSL), em Rondônia, no semestre 2026.2. A amostra contemplou duas turmas de graduação em Ciência da Computação na disciplina de Estrutura de Dados com alta densidade prática: (a) turma de 2º período com 80 matriculados (60 submissões ativas distribuídas em 26 repositórios remotos no GitHub); e (b) turma de 4º período com 31 discentes estruturados em 9 equipes formais de desenvolvimento colaborativo com versionamento Git e programação modularizada em C.</w:t>
+        <w:t xml:space="preserve">2.2 Contexto empírico e caracterização da amostra</w:t>
+      </w:r>
+    </w:p>
+    <w:p>
+      <w:pPr>
+        <w:spacing w:line="240" w:lineRule="auto" w:after="80"/>
+        <w:ind w:right="-74" w:firstLine="709"/>
+        <w:jc w:val="both"/>
+        <w:rPr>
+          <w:rFonts w:ascii="Times New Roman" w:hAnsi="Times New Roman"/>
+          <w:sz w:val="24"/>
+        </w:rPr>
+      </w:pPr>
+      <w:r>
+        <w:rPr>
+          <w:rFonts w:ascii="Times New Roman" w:hAnsi="Times New Roman"/>
+        </w:rPr>
+        <w:t xml:space="preserve">A intervenção ocorreu no Afya Centro Universitário de Ji-Paraná (UniSL), em Rondônia (período 2026.2),
+        caracterizando-se como iniciativa precursora no emprego de agentes autônomos sob MCP no ensino superior da
+        Amazônia Ocidental. A amostragem envolveu a disciplina de Estrutura de Dados em Ciência da Computação em três
+        frentes: (a) 2º período com 80 matriculados (60 submissões ativas em 26 repositórios no GitHub); (b) 4º período
+        com 31 discentes em 9 equipes de versionamento Git e programação modular em C; e (c) avaliação presencial N1 com
+        76 cadernos físicos de prova escrita (226 páginas manuscritas digitalizadas a 300 DPI), cobrindo 10 questões
+        objetivas e discursivas de análise e implementação de código em C (Questão 11).</w:t>
       </w:r>
     </w:p>
     <w:p>
@@ -903,41 +950,82 @@
           <w:rFonts w:ascii="Times New Roman" w:hAnsi="Times New Roman"/>
           <w:b w:val="1"/>
         </w:rPr>
-        <w:t xml:space="preserve">2.3 Arquitetura Tecnológica: Protocolo MCP e Interface Telegram</w:t>
-      </w:r>
-    </w:p>
-    <w:p>
-      <w:pPr>
-        <w:spacing w:line="240" w:lineRule="auto" w:after="80"/>
-        <w:ind w:right="-74" w:firstLine="709"/>
-        <w:jc w:val="both"/>
-        <w:rPr>
-          <w:rFonts w:ascii="Times New Roman" w:hAnsi="Times New Roman"/>
-          <w:sz w:val="24"/>
-        </w:rPr>
-      </w:pPr>
-      <w:r>
-        <w:rPr>
-          <w:rFonts w:ascii="Times New Roman" w:hAnsi="Times New Roman"/>
-        </w:rPr>
-        <w:t xml:space="preserve">A sustentação técnica da mediação assenta-se no Model Context Protocol (MCP), padrão aberto de barramento semântico que padroniza como modelos de IA consultam dados e acionam ferramentas externas. O servidor MCP isola chaves de acesso na infraestrutura e estrutura a comunicação em três primitivas: (a) recursos (rubricas e enunciados institucionais somente-leitura); (b) prompts orientadores de conduta ética; e (c) ferramentas determinísticas de auditoria e consulta à API do Canvas LMS sob o princípio do menor privilégio. Na ponta humana, para eliminar barreiras técnicas (como terminais ou chamadas JSON), adotou-se o Telegram como interface primária ubíqua. O docente interage em linguagem natural pura (voz ou texto no smartphone); o bot autentica a identidade e aciona o servidor MCP, devolvendo relatórios sintetizados e botões interativos (inline keyboards) para validação e lançamento de notas com um toque.</w:t>
-      </w:r>
-    </w:p>
-    <w:p>
-      <w:pPr>
-        <w:spacing w:line="240" w:lineRule="auto" w:after="80"/>
-        <w:ind w:right="-74" w:firstLine="709"/>
-        <w:jc w:val="both"/>
-        <w:rPr>
-          <w:rFonts w:ascii="Times New Roman" w:hAnsi="Times New Roman"/>
-          <w:sz w:val="24"/>
-        </w:rPr>
-      </w:pPr>
-      <w:r>
-        <w:rPr>
-          <w:rFonts w:ascii="Times New Roman" w:hAnsi="Times New Roman"/>
-        </w:rPr>
-        <w:t xml:space="preserve">Em conformidade com o sigilo de produto e de propriedade intelectual, a arquitetura foi descrita em suas funções operacionais de mediação, sem exposição de código-fonte, comandos de terminal ou esquemas proprietários internos.</w:t>
+        <w:t xml:space="preserve">2.3 Arquitetura tecnológica: protocolo MCP e interface móvel</w:t>
+      </w:r>
+    </w:p>
+    <w:p>
+      <w:pPr>
+        <w:spacing w:line="240" w:lineRule="auto" w:after="80"/>
+        <w:ind w:right="-74" w:firstLine="709"/>
+        <w:jc w:val="both"/>
+        <w:rPr>
+          <w:rFonts w:ascii="Times New Roman" w:hAnsi="Times New Roman"/>
+          <w:sz w:val="24"/>
+        </w:rPr>
+      </w:pPr>
+      <w:r>
+        <w:rPr>
+          <w:rFonts w:ascii="Times New Roman" w:hAnsi="Times New Roman"/>
+        </w:rPr>
+        <w:t xml:space="preserve">A mediação assenta-se no Model Context Protocol (MCP), padrão aberto de interoperabilidade semântica
+        cliente-servidor concebido para desacoplar a cognição do modelo dos barramentos de infraestrutura e dados.
+        Implementado como servidor nativo compilado em Go, o middleware opera via comunicação serial
+        padronizada (stdio), garantindo que as credenciais do Canvas LMS (tokens administrativos Bearer) e
+        chaves criptográficas permaneçam estritamente isoladas no servidor local, inacessíveis ao modelo de linguagem.
+        Essa segregação arquitetural estabelece três primitivas determinísticas: (a) Recursos (Resources):
+        vetores de dados estruturados em modo somente-leitura (rubricas de avaliação, matrizes de competência do PPC,
+        enunciados de tarefas e prazos do Canvas LMS); (b) Prompts Contratuais: diretrizes parametrizadas que
+        uniformizam o padrão analítico e blindam o raciocínio contra desvios interpretativos; e (c) Ferramentas
+        (Tools): funções invocáveis para clonagem concorrente de repositórios Git, compilação de código C via
+        GCC nativo e postagem em lote de notas e pareceres na API REST do Canvas LMS.</w:t>
+      </w:r>
+    </w:p>
+    <w:p>
+      <w:pPr>
+        <w:spacing w:line="240" w:lineRule="auto" w:after="80"/>
+        <w:ind w:right="-74" w:firstLine="709"/>
+        <w:jc w:val="both"/>
+        <w:rPr>
+          <w:rFonts w:ascii="Times New Roman" w:hAnsi="Times New Roman"/>
+          <w:sz w:val="24"/>
+        </w:rPr>
+      </w:pPr>
+      <w:r>
+        <w:rPr>
+          <w:rFonts w:ascii="Times New Roman" w:hAnsi="Times New Roman"/>
+        </w:rPr>
+        <w:t xml:space="preserve">Para mitigar riscos de injeção de prompt indireta (indirect prompt injection) —
+        vulnerabilidade crítica na qual comentários ou códigos submetidos por discentes poderiam conter instruções em
+        linguagem natural para manipular o agente —, todo o conteúdo entregue pelos estudantes é encapsulado em tags de
+        quarentena de isolamento semântico (&lt;untrusted_student_input role="data_only"&gt;). Na ponta
+        docente, a interface do Telegram opera como ponto de controle móvel e amigável: o bot traduz comandos textuais
+        em linguagem natural em chamadas parametrizadas do MCP e devolve fichas analíticas formatadas, viabilizando a
+        homologação docente com um toque via botões interativos sob supervisão humana contínua.</w:t>
+      </w:r>
+    </w:p>
+    <w:p>
+      <w:pPr>
+        <w:spacing w:line="240" w:lineRule="auto" w:after="80"/>
+        <w:ind w:right="-74" w:firstLine="709"/>
+        <w:jc w:val="both"/>
+        <w:rPr>
+          <w:rFonts w:ascii="Times New Roman" w:hAnsi="Times New Roman"/>
+          <w:sz w:val="24"/>
+        </w:rPr>
+      </w:pPr>
+      <w:r>
+        <w:rPr>
+          <w:rFonts w:ascii="Times New Roman" w:hAnsi="Times New Roman"/>
+        </w:rPr>
+        <w:t xml:space="preserve">Embora o presente relato priorize a interação via Telegram — adotada por sua ampla difusão, gratuidade e
+        facilidade de acesso móvel para a grande maioria dos educadores —, registra-se de forma complementar que a
+        arquitetura MCP é agnóstica quanto ao cliente consumidor. No cotidiano profissional do autor, o mesmo servidor é
+        acionado de maneira integrada a Ambientes de Desenvolvimento Integrado (IDEs) voltados à engenharia de software
+        assistida por agentes, como o Antigravity (ambiente de desenvolvimento projetado com suporte nativo a
+        múltiplos agentes autônomos e barramento MCP) e o Visual Studio Code com a extensão Cline
+        (agente autônomo de código aberto capaz de executar comandos no terminal, navegar em arquivos e orquestrar
+        ferramentas MCP diretamente no editor de código). Essa versatilidade evidencia que o protocolo atende com igual
+        eficácia tanto à checagem rápida no smartphone quanto a fluxos de trabalho aprofundados na IDE.</w:t>
       </w:r>
     </w:p>
     <w:p>
@@ -956,41 +1044,29 @@
           <w:rFonts w:ascii="Times New Roman" w:hAnsi="Times New Roman"/>
           <w:b w:val="1"/>
         </w:rPr>
-        <w:t xml:space="preserve">2.4 Treinamento Contextual: Alimentação com o Corpus Pedagógico Institucional</w:t>
-      </w:r>
-    </w:p>
-    <w:p>
-      <w:pPr>
-        <w:spacing w:line="240" w:lineRule="auto" w:after="80"/>
-        <w:ind w:right="-74" w:firstLine="709"/>
-        <w:jc w:val="both"/>
-        <w:rPr>
-          <w:rFonts w:ascii="Times New Roman" w:hAnsi="Times New Roman"/>
-          <w:sz w:val="24"/>
-        </w:rPr>
-      </w:pPr>
-      <w:r>
-        <w:rPr>
-          <w:rFonts w:ascii="Times New Roman" w:hAnsi="Times New Roman"/>
-        </w:rPr>
-        <w:t xml:space="preserve">Um diferencial decisivo para a acurácia da mediação residiu na estruturação do repositório contextual do servidor MCP, alimentado com documentos pedagógicos e normativos institucionais autênticos. Para que o agente cognitivo operasse em estrita conformidade com a cultura acadêmica da Afya Centro Universitário de Ji-Paraná, foram indexados como recursos semânticos: (a) o Calendário Acadêmico Oficial 2026, com mapeamento rigoroso de janelas de provas N1/N2, prazos de fechamento de diários e feriados letivos; (b) o Guia do Docente no Canvas, abrangendo regras de visibilidade de módulos, padronização de rubricas e a política de postagem manual de notas; e (c) as diretrizes curriculares nacionais e matrizes pedagógicas do curso de Ciência da Computação.</w:t>
-      </w:r>
-    </w:p>
-    <w:p>
-      <w:pPr>
-        <w:spacing w:line="240" w:lineRule="auto" w:after="80"/>
-        <w:ind w:right="-74" w:firstLine="709"/>
-        <w:jc w:val="both"/>
-        <w:rPr>
-          <w:rFonts w:ascii="Times New Roman" w:hAnsi="Times New Roman"/>
-          <w:sz w:val="24"/>
-        </w:rPr>
-      </w:pPr>
-      <w:r>
-        <w:rPr>
-          <w:rFonts w:ascii="Times New Roman" w:hAnsi="Times New Roman"/>
-        </w:rPr>
-        <w:t xml:space="preserve">Adicionalmente, o ecossistema incorporou a modelagem de itens avaliativos segundo as matrizes de competência do Exame Nacional de Desempenho dos Estudantes (ENADE). A alimentação prévia do servidor MCP com matrizes conceituais do ENADE e bancos de questões estruturados capacitou o agente a auxiliar o docente na elaboração ágil de avaliações formativas de alta complexidade técnica (como questões de asserção-razão e análise topológica de grafos aplicadas a controle de versão e algoritmos), alinhando o rigor das atividades práticas aos padrões avaliativos do Ministério da Educação (MEC).</w:t>
+        <w:t xml:space="preserve">2.4 Corpus pedagógico e contextualização normativa</w:t>
+      </w:r>
+    </w:p>
+    <w:p>
+      <w:pPr>
+        <w:spacing w:line="240" w:lineRule="auto" w:after="80"/>
+        <w:ind w:right="-74" w:firstLine="709"/>
+        <w:jc w:val="both"/>
+        <w:rPr>
+          <w:rFonts w:ascii="Times New Roman" w:hAnsi="Times New Roman"/>
+          <w:sz w:val="24"/>
+        </w:rPr>
+      </w:pPr>
+      <w:r>
+        <w:rPr>
+          <w:rFonts w:ascii="Times New Roman" w:hAnsi="Times New Roman"/>
+        </w:rPr>
+        <w:t xml:space="preserve">Diferente de agentes genéricos que operam desprovidos de contexto acadêmico, o servidor MCP atuou como guardião
+        contextual ao indexar dinamicamente como recursos ativos: (a) o Calendário Acadêmico Institucional 2026 (marcos
+        de N1/N2, janelas de segunda chamada e prazos regulamentares de fechamento de diários); (b) o Guia do Docente no
+        Canvas LMS (política de postagem oculta e rubricas); (c) o PPC de Ciência da Computação; e (d) matrizes de
+        competência do ENADE/MEC. Esse acoplamento garante que pareceres e notas reflitam fidedignamente o regulamento
+        institucional do campus UniSL sem divergências de regras acadêmicas.</w:t>
       </w:r>
     </w:p>
     <w:p>
@@ -1009,24 +1085,91 @@
           <w:rFonts w:ascii="Times New Roman" w:hAnsi="Times New Roman"/>
           <w:b w:val="1"/>
         </w:rPr>
-        <w:t xml:space="preserve">2.5 Procedimentos para Coleta de Dados</w:t>
-      </w:r>
-    </w:p>
-    <w:p>
-      <w:pPr>
-        <w:spacing w:line="240" w:lineRule="auto" w:after="80"/>
-        <w:ind w:right="-74" w:firstLine="709"/>
-        <w:jc w:val="both"/>
-        <w:rPr>
-          <w:rFonts w:ascii="Times New Roman" w:hAnsi="Times New Roman"/>
-          <w:sz w:val="24"/>
-        </w:rPr>
-      </w:pPr>
-      <w:r>
-        <w:rPr>
-          <w:rFonts w:ascii="Times New Roman" w:hAnsi="Times New Roman"/>
-        </w:rPr>
-        <w:t xml:space="preserve">A intervenção prática desdobrou-se em quatro fases: (a) Mapeamento e cronometragem do fluxo tradicional manual de correção no SpeedGrader; (b) Parametrização semântica das rubricas no agente inteligente via contratos MCP; (c) Triagem assistida com supervisão humana (human-in-the-loop), em que o agente compila diagnósticos técnicos e minuta propostas de pareceres submetidos à deliberação soberana do docente no Telegram; e (d) Sincronização oficial em lote das notas aprovadas no livro de notas do AVA.</w:t>
+        <w:t xml:space="preserve">2.5 Procedimentos de coleta e fluxo algorítmico</w:t>
+      </w:r>
+    </w:p>
+    <w:p>
+      <w:pPr>
+        <w:spacing w:line="240" w:lineRule="auto" w:after="80"/>
+        <w:ind w:right="-74" w:firstLine="709"/>
+        <w:jc w:val="both"/>
+        <w:rPr>
+          <w:rFonts w:ascii="Times New Roman" w:hAnsi="Times New Roman"/>
+          <w:sz w:val="24"/>
+        </w:rPr>
+      </w:pPr>
+      <w:r>
+        <w:rPr>
+          <w:rFonts w:ascii="Times New Roman" w:hAnsi="Times New Roman"/>
+        </w:rPr>
+        <w:t xml:space="preserve">A intervenção desdobrou-se em quatro fases estruturadas: (a) mapeamento e cronometragem do fluxo manual
+        tradicional no SpeedGrader; (b) parametrização semântica das rubricas no servidor MCP com distribuição
+        percentual formal: Compilação e Linkagem GCC (35 pontos), Fluxo de Branches e Pull Requests Git (25 pontos),
+        Modularização e Manipulação de Structs em C (25 pontos) e Regras de Negócio e Cálculos (15 pontos); (c) triagem
+        analítica com supervisão humana (human-in-the-loop) mediada por bot no Telegram; e (d) sincronização em
+        lote das notas homologadas diretamente na API REST do Canvas LMS (Figura 2).</w:t>
+      </w:r>
+    </w:p>
+    <w:p>
+      <w:pPr>
+        <w:spacing w:line="240" w:lineRule="auto" w:after="80"/>
+        <w:ind w:right="-74" w:firstLine="709"/>
+        <w:jc w:val="both"/>
+        <w:rPr>
+          <w:rFonts w:ascii="Times New Roman" w:hAnsi="Times New Roman"/>
+          <w:sz w:val="24"/>
+        </w:rPr>
+      </w:pPr>
+      <w:r>
+        <w:rPr>
+          <w:rFonts w:ascii="Times New Roman" w:hAnsi="Times New Roman"/>
+        </w:rPr>
+        <w:t xml:space="preserve">Para a dimensão presencial individual (Etapa N1), concebeu-se um pipeline algorítmico multimodal em
+        três estágios: (1) Digitalização e Reconhecimento Óptico (OCR): digitalização dos 76 cadernos a 300 DPI
+        e transcrição via Apple Vision Framework com normalização sintática de código C manuscrito (remoção de ruídos de
+        grafite, correção de quebras de linha e alinhamento de chaves e operadores); (2) Vetorização e Extração de
+          k-shingles: decomposição textual em n-gramas deslizantes (janelas de 3 a 5 tokens) com cômputo matricial
+        dos coeficientes de similaridade de Jaccard e Sorensen-Dice, mitigando trocas de identificadores ou reordenações
+        de blocos lógicos; e (3) Modelagem em Grafos de Similaridade: construção de matrizes de adjacência
+        agrupando submissões em clusters de homologia estrutural correlacionados à malha geográfica de carteiras da sala
+        de aula.</w:t>
+      </w:r>
+    </w:p>
+    <w:p>
+      <w:pPr>
+        <w:spacing w:line="240" w:lineRule="auto" w:before="100" w:after="20"/>
+        <w:ind w:right="-74"/>
+        <w:jc w:val="left"/>
+        <w:rPr>
+          <w:rFonts w:ascii="Times New Roman" w:hAnsi="Times New Roman"/>
+          <w:b w:val="1"/>
+          <w:sz w:val="19"/>
+        </w:rPr>
+      </w:pPr>
+      <w:r>
+        <w:rPr>
+          <w:rFonts w:ascii="Times New Roman" w:hAnsi="Times New Roman"/>
+          <w:b w:val="1"/>
+        </w:rPr>
+        <w:t xml:space="preserve">Figura 2 – Fluxograma do ciclo avaliativo automatizado sob
+          supervisão humana (Human-in-the-Loop)</w:t>
+      </w:r>
+    </w:p>
+    <w:p>
+      <w:pPr>
+        <w:spacing w:line="240" w:lineRule="auto" w:before="20" w:after="100"/>
+        <w:ind w:right="-74"/>
+        <w:jc w:val="left"/>
+        <w:rPr>
+          <w:rFonts w:ascii="Times New Roman" w:hAnsi="Times New Roman"/>
+          <w:sz w:val="16"/>
+        </w:rPr>
+      </w:pPr>
+      <w:r>
+        <w:rPr>
+          <w:rFonts w:ascii="Times New Roman" w:hAnsi="Times New Roman"/>
+        </w:rPr>
+        <w:t xml:space="preserve">Fonte: Elaborado pelo autor (2026).</w:t>
       </w:r>
     </w:p>
     <w:p>
@@ -1045,41 +1188,63 @@
           <w:rFonts w:ascii="Times New Roman" w:hAnsi="Times New Roman"/>
           <w:b w:val="1"/>
         </w:rPr>
-        <w:t xml:space="preserve">2.6 Tratamento e Análise dos Dados</w:t>
-      </w:r>
-    </w:p>
-    <w:p>
-      <w:pPr>
-        <w:spacing w:line="240" w:lineRule="auto" w:after="80"/>
-        <w:ind w:right="-74" w:firstLine="709"/>
-        <w:jc w:val="both"/>
-        <w:rPr>
-          <w:rFonts w:ascii="Times New Roman" w:hAnsi="Times New Roman"/>
-          <w:sz w:val="24"/>
-        </w:rPr>
-      </w:pPr>
-      <w:r>
-        <w:rPr>
-          <w:rFonts w:ascii="Times New Roman" w:hAnsi="Times New Roman"/>
-        </w:rPr>
-        <w:t xml:space="preserve">Os dados quantitativos de tempo operacional foram consolidados por estatística descritiva (médias de tempo de correção por discente, dispersão e tempo global por turma). Para quantificar com rigor a otimização da rotina docente proporcionada pela arquitetura, calculou-se o índice percentual de ganho de eficiência operacional (ηeficiência), formalizado na Equação (1):</w:t>
-      </w:r>
-    </w:p>
-    <w:p>
-      <w:pPr>
-        <w:spacing w:line="240" w:lineRule="auto" w:after="80"/>
-        <w:ind w:right="-74" w:firstLine="709"/>
-        <w:jc w:val="both"/>
-        <w:rPr>
-          <w:rFonts w:ascii="Times New Roman" w:hAnsi="Times New Roman"/>
-          <w:sz w:val="24"/>
-        </w:rPr>
-      </w:pPr>
-      <w:r>
-        <w:rPr>
-          <w:rFonts w:ascii="Times New Roman" w:hAnsi="Times New Roman"/>
-        </w:rPr>
-        <w:t xml:space="preserve">em que Tmanual expressa o tempo total despendido no fluxo tradicional via SpeedGrader e Tmediado corresponde ao tempo residual de revisão e validação soberana do docente pelo Telegram. Paralelamente, a análise qualitativa das devolutivas pedagógicas seguiu os preceitos de análise temática de conteúdo, comparando a profundidade técnica dos feedbacks emitidos antes e após a intervenção com o agente inteligente.</w:t>
+        <w:t xml:space="preserve">2.6 Tratamento e análise dos dados</w:t>
+      </w:r>
+    </w:p>
+    <w:p>
+      <w:pPr>
+        <w:spacing w:line="240" w:lineRule="auto" w:after="80"/>
+        <w:ind w:right="-74" w:firstLine="709"/>
+        <w:jc w:val="both"/>
+        <w:rPr>
+          <w:rFonts w:ascii="Times New Roman" w:hAnsi="Times New Roman"/>
+          <w:sz w:val="24"/>
+        </w:rPr>
+      </w:pPr>
+      <w:r>
+        <w:rPr>
+          <w:rFonts w:ascii="Times New Roman" w:hAnsi="Times New Roman"/>
+        </w:rPr>
+        <w:t xml:space="preserve">Os dados operacionais foram tratados por estatística descritiva e análise temática de conteúdo dos pareceres. O
+        coeficiente de similaridade de Sorensen-Dice (SDice) entre pares de cadernos digitalizados
+        A e B foi computado pela Equação (1):</w:t>
+      </w:r>
+    </w:p>
+    <w:p>
+      <w:pPr>
+        <w:spacing w:line="240" w:lineRule="auto" w:after="80"/>
+        <w:ind w:right="-74" w:firstLine="709"/>
+        <w:jc w:val="both"/>
+        <w:rPr>
+          <w:rFonts w:ascii="Times New Roman" w:hAnsi="Times New Roman"/>
+          <w:sz w:val="24"/>
+        </w:rPr>
+      </w:pPr>
+      <w:r>
+        <w:rPr>
+          <w:rFonts w:ascii="Times New Roman" w:hAnsi="Times New Roman"/>
+        </w:rPr>
+        <w:t xml:space="preserve">onde S(A) e S(B) representam os conjuntos de k-shingles (n-gramas) canônicos
+        extraídos das respostas discursivas. Adicionalmente, o ganho de eficiência operacional docente
+        (ηeficiência) foi mensurado pela Equação (2):</w:t>
+      </w:r>
+    </w:p>
+    <w:p>
+      <w:pPr>
+        <w:spacing w:line="240" w:lineRule="auto" w:after="80"/>
+        <w:ind w:right="-74" w:firstLine="709"/>
+        <w:jc w:val="both"/>
+        <w:rPr>
+          <w:rFonts w:ascii="Times New Roman" w:hAnsi="Times New Roman"/>
+          <w:sz w:val="24"/>
+        </w:rPr>
+      </w:pPr>
+      <w:r>
+        <w:rPr>
+          <w:rFonts w:ascii="Times New Roman" w:hAnsi="Times New Roman"/>
+        </w:rPr>
+        <w:t xml:space="preserve">sendo Tmanual o tempo consumido na auditoria manual individual no SpeedGrader e
+        Tmediado o tempo de deliberação docente via interface Telegram.</w:t>
       </w:r>
     </w:p>
     <w:p>
@@ -1098,24 +1263,77 @@
           <w:rFonts w:ascii="Times New Roman" w:hAnsi="Times New Roman"/>
           <w:b w:val="1"/>
         </w:rPr>
-        <w:t xml:space="preserve">2.7 Aspectos Éticos</w:t>
-      </w:r>
-    </w:p>
-    <w:p>
-      <w:pPr>
-        <w:spacing w:line="240" w:lineRule="auto" w:after="80"/>
-        <w:ind w:right="-74" w:firstLine="709"/>
-        <w:jc w:val="both"/>
-        <w:rPr>
-          <w:rFonts w:ascii="Times New Roman" w:hAnsi="Times New Roman"/>
-          <w:sz w:val="24"/>
-        </w:rPr>
-      </w:pPr>
-      <w:r>
-        <w:rPr>
-          <w:rFonts w:ascii="Times New Roman" w:hAnsi="Times New Roman"/>
-        </w:rPr>
-        <w:t xml:space="preserve">O estudo pautou-se na integridade acadêmica e na Lei Geral de Proteção de Dados (Lei nº 13.709/2018). As credenciais operaram sob canais criptografados de ponta a ponta; nenhum dado discente foi compartilhado para treinamento de modelos externos. Garantiu-se a autoridade pedagógica indelegável do professor como árbitro final de todas as notas e pareceres.</w:t>
+        <w:t xml:space="preserve">2.7 Aspectos éticos e conformidade com a LGPD</w:t>
+      </w:r>
+    </w:p>
+    <w:p>
+      <w:pPr>
+        <w:spacing w:line="240" w:lineRule="auto" w:after="80"/>
+        <w:ind w:right="-74" w:firstLine="709"/>
+        <w:jc w:val="both"/>
+        <w:rPr>
+          <w:rFonts w:ascii="Times New Roman" w:hAnsi="Times New Roman"/>
+          <w:sz w:val="24"/>
+        </w:rPr>
+      </w:pPr>
+      <w:r>
+        <w:rPr>
+          <w:rFonts w:ascii="Times New Roman" w:hAnsi="Times New Roman"/>
+        </w:rPr>
+        <w:t xml:space="preserve">A pesquisa atendeu rigorosamente às diretrizes da Resolução CNS nº 466/2012 e da Resolução CNS nº 510/2016,
+        registrando-se a dispensa de apreciação pelo sistema CEP/CONEP com fulcro no Art. 1º, parágrafo único, inciso
+        VII da Resolução CNS nº 510/2016, por constituir investigação voltada ao aprofundamento e reflexão de situações
+        emergentes da prática profissional docente, sem revelação de dados capazes de identificar os participantes.
+        Adicionalmente, cumpriu-se a Lei Geral de Proteção de Dados Pessoais (LGPD - Lei nº 13.709/2018) sob a
+        arquitetura de privacy by design e security by default: credenciais administrativas restritas
+        ao servidor local sob menor privilégio, e integração à API do modelo de linguagem operando sob contrato
+        corporativo estrito de retenção nula de dados (zero-data retention), vedando expressamente qualquer
+        persistência temporária ou utilização de produções discentes para retreino ou aprimoramento de modelos públicos.</w:t>
+      </w:r>
+    </w:p>
+    <w:p>
+      <w:pPr>
+        <w:spacing w:line="240" w:lineRule="auto" w:after="80"/>
+        <w:ind w:right="-74" w:firstLine="709"/>
+        <w:jc w:val="both"/>
+        <w:rPr>
+          <w:rFonts w:ascii="Times New Roman" w:hAnsi="Times New Roman"/>
+          <w:sz w:val="24"/>
+        </w:rPr>
+      </w:pPr>
+      <w:r>
+        <w:rPr>
+          <w:rFonts w:ascii="Times New Roman" w:hAnsi="Times New Roman"/>
+        </w:rPr>
+        <w:t xml:space="preserve">Na auditoria dos 76 cadernos de prova presencial, aplicou-se rotina de pseudonimização irreversível na origem
+        (atribuição de códigos sequenciais opacos CAD-01 a CAD-76), mantendo matrizes de
+        similaridade e grafos de adjacência completamente despersonalizados durante a triagem algorítmica. A
+        identificação nominal foi restrita ao professor regente para fins de orientação acadêmica individualizada. Sob o
+        prisma ético-pedagógico, a inteligência artificial limitou-se ao papel de suporte instrumental e analítico
+        objetivo, preservando integralmente o protagonismo humano, a autonomia moral e a responsabilidade decisória
+        final do educador (NAPED/Afya).</w:t>
+      </w:r>
+    </w:p>
+    <w:p>
+      <w:pPr>
+        <w:spacing w:line="240" w:lineRule="auto" w:after="80"/>
+        <w:ind w:right="-74" w:firstLine="709"/>
+        <w:jc w:val="both"/>
+        <w:rPr>
+          <w:rFonts w:ascii="Times New Roman" w:hAnsi="Times New Roman"/>
+          <w:sz w:val="24"/>
+        </w:rPr>
+      </w:pPr>
+      <w:r>
+        <w:rPr>
+          <w:rFonts w:ascii="Times New Roman" w:hAnsi="Times New Roman"/>
+        </w:rPr>
+        <w:t xml:space="preserve">Declaração de Uso de Inteligência Artificial: O autor declara que utilizou as ferramentas
+        Google Gemini (versão 3.8 Flash) e Claude (versão 5.5 Sonnet) para auxílio na estruturação textual,
+        revisão gramatical e padronização das referências bibliográficas segundo as normas da ABNT. Todo o conteúdo
+        produzido ou apoiado
+        pelas ferramentas foi revisado, validado e, quando necessário, corrigido pelo autor, que assume integral
+        responsabilidade pela versão final do trabalho.</w:t>
       </w:r>
     </w:p>
     <w:p>
@@ -1153,7 +1371,16 @@
         <w:rPr>
           <w:rFonts w:ascii="Times New Roman" w:hAnsi="Times New Roman"/>
         </w:rPr>
-        <w:t xml:space="preserve">A aplicação da mediação inteligente via MCP e Telegram mitigou a severa complexidade operacional da avaliação docente em turmas numerosas. Para dimensionar essa sobrecarga, a auditoria manual dos 26 repositórios GitHub do 2º período exigiria: clonagem individual, inspeção de 5 branches de features, conferência do histórico de commits, compilação via GCC no terminal, depuração sintática e redação de pareceres no SpeedGrader para 60 alunos, totalizando cerca de 5,9 horas ininterruptas (353 minutos) de trabalho puramente mecânico. Sob mediação MCP, a clonagem e auditoria concorrente consumiram apenas 23,32 segundos e o lançamento em lote levou 0,55 segundo na API do Canvas LMS, alcançando aceleração de 141,5x (ηeficiência = 99,3%). A Tabela 1 e a Figura 2 sintetizam esse contraste empírico.</w:t>
+        <w:t xml:space="preserve">A mediação via MCP e Telegram reduziu expressivamente a sobrecarga operacional da avaliação docente em turmas
+        numerosas. Para dimensionar essa rotina, a auditoria manual dos 26 repositórios GitHub do 2º período exigiria:
+        clonagem individual, inspeção de 5 branches de features, conferência do histórico de commits, compilação via
+        compilador nativo GCC (GNU Compiler Collection) no terminal, depuração sintática e redação de pareceres
+        no SpeedGrader para 60 alunos, totalizando cerca de 5,9 horas ininterruptas (353 minutos) de trabalho mecânico.
+        Sob mediação MCP, a clonagem e auditoria concorrente consumiram apenas 23,32 segundos e o lançamento em lote
+        levou 0,55 segundo na API do Canvas LMS, alcançando aceleração mecânica de 141,5x (ηeficiência =
+        99,3%). A Tabela 1 discrimina as parcelas operacionais da atividade de Git (60 submissões ativas), enquanto a
+        Figura 3 sintetiza a jornada do ciclo avaliativo global em turmas de 70 a 80 matriculados (450 min vs. 50 min),
+        englobando da triagem inicial de prazos à validação final do docente no Telegram.</w:t>
       </w:r>
     </w:p>
     <w:p>
@@ -1172,7 +1399,8 @@
           <w:rFonts w:ascii="Times New Roman" w:hAnsi="Times New Roman"/>
           <w:b w:val="1"/>
         </w:rPr>
-        <w:t xml:space="preserve">Tabela 1. Comparativo da complexidade operacional manual vs. mediação MCP no Canvas LMS</w:t>
+        <w:t xml:space="preserve">Tabela 1 – Comparativo operacional: Fluxo Manual vs. Agente
+          Isolado (sem MCP) vs. Mediação MCP</w:t>
       </w:r>
     </w:p>
     <w:p>
@@ -1189,7 +1417,10 @@
         <w:rPr>
           <w:rFonts w:ascii="Times New Roman" w:hAnsi="Times New Roman"/>
         </w:rPr>
-        <w:t xml:space="preserve">Fonte: Dados empíricos coletados pelos autores no Canvas LMS (2026).</w:t>
+        <w:t xml:space="preserve">Fonte: Dados empíricos registrados pelo autor no Canvas LMS
+          (2026).
+          *Nota: Parcela referente à redação de pareceres e conferência estimada a partir do saldo operacional do ciclo
+          avaliativo (~2,8 min por aluno no fluxo manual e conferência da minuta docente no fluxo mediado).</w:t>
       </w:r>
     </w:p>
     <w:p>
@@ -1208,7 +1439,8 @@
           <w:rFonts w:ascii="Times New Roman" w:hAnsi="Times New Roman"/>
           <w:b w:val="1"/>
         </w:rPr>
-        <w:t xml:space="preserve">Figura 2. Impacto no tempo operacional docente por turma (Manual vs. Mediação MCP)</w:t>
+        <w:t xml:space="preserve">Figura 3 – Impacto no tempo operacional docente por turma
+          (Manual vs. Mediação MCP)</w:t>
       </w:r>
     </w:p>
     <w:p>
@@ -1225,24 +1457,75 @@
         <w:rPr>
           <w:rFonts w:ascii="Times New Roman" w:hAnsi="Times New Roman"/>
         </w:rPr>
-        <w:t xml:space="preserve">Fonte: Dados empíricos registrados no estudo (2026).</w:t>
-      </w:r>
-    </w:p>
-    <w:p>
-      <w:pPr>
-        <w:spacing w:line="240" w:lineRule="auto" w:after="80"/>
-        <w:ind w:right="-74" w:firstLine="709"/>
-        <w:jc w:val="both"/>
-        <w:rPr>
-          <w:rFonts w:ascii="Times New Roman" w:hAnsi="Times New Roman"/>
-          <w:sz w:val="24"/>
-        </w:rPr>
-      </w:pPr>
-      <w:r>
-        <w:rPr>
-          <w:rFonts w:ascii="Times New Roman" w:hAnsi="Times New Roman"/>
-        </w:rPr>
-        <w:t xml:space="preserve">Para além dos ganhos quantitativos de celeridade operacional, os impactos pedagógicos mais expressivos manifestaram-se na dimensão qualitativa do processo de ensino-aprendizagem. Tradicionalmente, diante do estrangulamento de tempo para corrigir dezenas de repositórios, os pareceres devolvidos aos discentes restringiam-se a notas numéricas desacompanhadas de fundamentação técnica ou a comentários sumários (ex.: "Código com falhas de compilação; nota 6,0"), postergados frequentemente por duas a três semanas após a entrega.</w:t>
+        <w:t xml:space="preserve">Fonte: Dados empíricos registrados pelo autor (2026).</w:t>
+      </w:r>
+    </w:p>
+    <w:p>
+      <w:pPr>
+        <w:spacing w:line="240" w:lineRule="auto" w:after="80"/>
+        <w:ind w:right="-74" w:firstLine="709"/>
+        <w:jc w:val="both"/>
+        <w:rPr>
+          <w:rFonts w:ascii="Times New Roman" w:hAnsi="Times New Roman"/>
+          <w:sz w:val="24"/>
+        </w:rPr>
+      </w:pPr>
+      <w:r>
+        <w:rPr>
+          <w:rFonts w:ascii="Times New Roman" w:hAnsi="Times New Roman"/>
+        </w:rPr>
+        <w:t xml:space="preserve">Para além dos ganhos quantitativos de celeridade operacional, os impactos pedagógicos mais expressivos
+        manifestaram-se na dimensão qualitativa do processo de ensino-aprendizagem, operando uma transição fundamental
+        entre paradigmas avaliativos (Bloom; Hastings; Madaus, 1971; Scriven, 1967). No modelo tradicional, a sobrecarga
+        de correção no SpeedGrader induzia compulsoriamente a uma prática meramente somativa: a nota numérica funcionava
+        como um "veredito de fim de linha", tardio e sem fundamentação diagnóstica (ex.: "Código com falhas de
+          compilação; nota 6,0"), divulgado semanas após a atividade quando a turma já havia avançado de conteúdo
+        curricular, inviabilizando qualquer recuperação de aprendizagem.</w:t>
+      </w:r>
+    </w:p>
+    <w:p>
+      <w:pPr>
+        <w:spacing w:line="240" w:lineRule="auto" w:after="80"/>
+        <w:ind w:right="-74" w:firstLine="709"/>
+        <w:jc w:val="both"/>
+        <w:rPr>
+          <w:rFonts w:ascii="Times New Roman" w:hAnsi="Times New Roman"/>
+          <w:sz w:val="24"/>
+        </w:rPr>
+      </w:pPr>
+      <w:r>
+        <w:rPr>
+          <w:rFonts w:ascii="Times New Roman" w:hAnsi="Times New Roman"/>
+        </w:rPr>
+        <w:t xml:space="preserve">Em contrapartida, a mediação inteligente via MCP viabilizou a concretização da avaliação formativa processual
+        (Black; Wiliam, 1998; Perrenoud, 1999). Enquanto o modelo tradicional limitava-se à mensagem punitiva genérica,
+        o agente cognitivo gerou para essa exata mesma ocorrência um parecer técnico formativo e individualizado:
+        "Estrutura de branches no Git bem organizada. Contudo, o código não compilou via GCC devido a um detalhe de
+          integração: no arquivo main.c (linha 34), a função listar_produtos tentou acessar o membro 'codigo_barrras'
+          (com três r's), enquanto a struct Produto em estoque.h declara 'codigo_barras'. O GCC interrompeu o build
+          acusando membro inexistente. Desconto de 35 pontos da rubrica de compilação; nota final: 6,5. Corrija o
+          identificador para gerar o executável com sucesso.".</w:t>
+      </w:r>
+    </w:p>
+    <w:p>
+      <w:pPr>
+        <w:spacing w:line="240" w:lineRule="auto" w:after="80"/>
+        <w:ind w:right="-74" w:firstLine="709"/>
+        <w:jc w:val="both"/>
+        <w:rPr>
+          <w:rFonts w:ascii="Times New Roman" w:hAnsi="Times New Roman"/>
+          <w:sz w:val="24"/>
+        </w:rPr>
+      </w:pPr>
+      <w:r>
+        <w:rPr>
+          <w:rFonts w:ascii="Times New Roman" w:hAnsi="Times New Roman"/>
+        </w:rPr>
+        <w:t xml:space="preserve">Ao automatizar a triagem operacional e fornecer ao docente esse diagnóstico minucioso em questão de segundos, o
+        sistema permitiu a devolução de pareceres analíticos enquanto o raciocínio discente ainda estava ativo na
+        tarefa. Esse retorno tempestivo transformou o erro em instrumento pedagógico de autorregulação, permitindo
+        intervenções docentes e oficinas de nivelamento conceitual antes da aplicação das avaliações formais
+        presenciais.</w:t>
       </w:r>
     </w:p>
     <w:p>
@@ -1261,24 +1544,126 @@
           <w:rFonts w:ascii="Times New Roman" w:hAnsi="Times New Roman"/>
           <w:b w:val="1"/>
         </w:rPr>
-        <w:t xml:space="preserve">3.1 Análise Qualitativa das Devolutivas Pedagógicas</w:t>
-      </w:r>
-    </w:p>
-    <w:p>
-      <w:pPr>
-        <w:spacing w:line="240" w:lineRule="auto" w:after="80"/>
-        <w:ind w:right="-74" w:firstLine="709"/>
-        <w:jc w:val="both"/>
-        <w:rPr>
-          <w:rFonts w:ascii="Times New Roman" w:hAnsi="Times New Roman"/>
-          <w:sz w:val="24"/>
-        </w:rPr>
-      </w:pPr>
-      <w:r>
-        <w:rPr>
-          <w:rFonts w:ascii="Times New Roman" w:hAnsi="Times New Roman"/>
-        </w:rPr>
-        <w:t xml:space="preserve">Com a mediação orquestrada via servidor MCP, a capacidade de inspeção estática profunda permitiu ao docente homologar e devolver pareceres formativos altamente cirúrgicos e individualizados no próprio livro de notas do Canvas LMS, diretamente associados às rubricas da disciplina. Como evidência empírica das devolutivas geradas durante a atividade avaliativa de programação modularizada em linguagem C e versionamento Git (tarefa aplicada no curso de Ciência da Computação), o Quadro 1 ilustra o contraste entre o padrão convencional e o padrão mediado pelo agente cognitivo com validação docente.</w:t>
+        <w:t xml:space="preserve">3.1 Análise qualitativa das devolutivas e identificação de falhas sintáticas</w:t>
+      </w:r>
+    </w:p>
+    <w:p>
+      <w:pPr>
+        <w:spacing w:line="240" w:lineRule="auto" w:after="80"/>
+        <w:ind w:right="-74" w:firstLine="709"/>
+        <w:jc w:val="both"/>
+        <w:rPr>
+          <w:rFonts w:ascii="Times New Roman" w:hAnsi="Times New Roman"/>
+          <w:sz w:val="24"/>
+        </w:rPr>
+      </w:pPr>
+      <w:r>
+        <w:rPr>
+          <w:rFonts w:ascii="Times New Roman" w:hAnsi="Times New Roman"/>
+        </w:rPr>
+        <w:t xml:space="preserve">Com a orquestração via servidor MCP e a integração do compilador nativo (GCC) ao fluxo do agente cognitivo, a
+        capacidade de inspeção estática profunda permitiu ao docente homologar e devolver pareceres formativos altamente
+        específicos e individualizados no diário digital do Canvas LMS. Uma das maiores contribuições pedagógicas
+        observadas na atividade prática de Git do 2º período foi a identificação precisa de falhas silenciosas que, em
+        uma leitura visual rápida no SpeedGrader ou na interface web do GitHub, seriam dificilmente perceptíveis sob a
+        restrição de tempo inerente a turmas de 60 discentes.</w:t>
+      </w:r>
+    </w:p>
+    <w:p>
+      <w:pPr>
+        <w:spacing w:line="240" w:lineRule="auto" w:after="80"/>
+        <w:ind w:right="-74" w:firstLine="709"/>
+        <w:jc w:val="both"/>
+        <w:rPr>
+          <w:rFonts w:ascii="Times New Roman" w:hAnsi="Times New Roman"/>
+          <w:sz w:val="24"/>
+        </w:rPr>
+      </w:pPr>
+      <w:r>
+        <w:rPr>
+          <w:rFonts w:ascii="Times New Roman" w:hAnsi="Times New Roman"/>
+        </w:rPr>
+        <w:t xml:space="preserve">Dentre as inconsistências de código identificadas na auditoria concorrente dos 26 repositórios da turma de 2º
+        período, destacaram-se cinco categorias críticas que o compilador GCC expôs com precisão:
+        (a) Erros tipográficos em identificadores de structs: discentes declararam o membro
+        codigo_barras no cabeçalho (estoque.h), mas utilizaram codigo_barrras
+        (com três letras 'r') em chamadas de printf na main.c. O erro quebra o build por
+        incompatibilidade de membros (no member named 'codigo_barrras' in 'Produto');
+        (b) Artefatos de formatação externa: blocos de código copiados de assistentes externos foram
+        inseridos mantendo delimitadores de formatação (ex.: ```c) na linha 1 do código-fonte, gerando erro
+        de sintaxe;
+        (c) Símbolos duplicados por definição em cabeçalho: equipes implementaram corpos inteiros de
+        funções dentro do arquivo de cabeçalho (.h) incluído em múltiplos arquivos .c,
+        quebrando a linkagem final por colisão de símbolos (duplicate symbol) e expondo a confusão entre
+        declaração de protótipos e definição de funções em C;
+        (d) Desbalanceamento de pré-processador: inserção de diretivas soltas (como um
+        #endif terminal sem o respectivo #ifndef de proteção de inclusão dupla), invalidando o
+        processamento da unidade de compilação; e
+        (e) Hiperlinks inacessíveis de repositórios: hiperlinks entregues formalmente com padrão
+        sintático do GitHub, cuja inacessibilidade (privada ou inexistente) só é comprovada ao tentar a clonagem
+        automatizada via linha de comando ou API.</w:t>
+      </w:r>
+    </w:p>
+    <w:p>
+      <w:pPr>
+        <w:spacing w:line="240" w:lineRule="auto" w:after="80"/>
+        <w:ind w:right="-74" w:firstLine="709"/>
+        <w:jc w:val="both"/>
+        <w:rPr>
+          <w:rFonts w:ascii="Times New Roman" w:hAnsi="Times New Roman"/>
+          <w:sz w:val="24"/>
+        </w:rPr>
+      </w:pPr>
+      <w:r>
+        <w:rPr>
+          <w:rFonts w:ascii="Times New Roman" w:hAnsi="Times New Roman"/>
+        </w:rPr>
+        <w:t xml:space="preserve">Essa triagem exaustiva permitiu ao professor mapear com exatidão as dificuldades de abstração dos discentes na
+        transição de paradigmas de programação imperativa em C. A identificação tempestiva desses padrões instruiu o
+        planejamento de intervenções direcionadas em sala de aula, demonstrando na prática como a linkagem de múltiplos
+        arquivos objeto opera no GCC e esclarecendo o papel das diretivas de pré-processador, o que elevou sensivelmente
+        a maturidade técnica dos projetos subsequentes.</w:t>
+      </w:r>
+    </w:p>
+    <w:p>
+      <w:pPr>
+        <w:spacing w:line="240" w:lineRule="auto" w:before="140" w:after="40"/>
+        <w:ind w:right="-74"/>
+        <w:jc w:val="both"/>
+        <w:rPr>
+          <w:rFonts w:ascii="Times New Roman" w:hAnsi="Times New Roman"/>
+          <w:b w:val="1"/>
+          <w:sz w:val="24"/>
+        </w:rPr>
+      </w:pPr>
+      <w:r>
+        <w:rPr>
+          <w:rFonts w:ascii="Times New Roman" w:hAnsi="Times New Roman"/>
+          <w:b w:val="1"/>
+        </w:rPr>
+        <w:t xml:space="preserve">3.2 Integridade acadêmica em avaliações presenciais</w:t>
+      </w:r>
+    </w:p>
+    <w:p>
+      <w:pPr>
+        <w:spacing w:line="240" w:lineRule="auto" w:after="80"/>
+        <w:ind w:right="-74" w:firstLine="709"/>
+        <w:jc w:val="both"/>
+        <w:rPr>
+          <w:rFonts w:ascii="Times New Roman" w:hAnsi="Times New Roman"/>
+          <w:sz w:val="24"/>
+        </w:rPr>
+      </w:pPr>
+      <w:r>
+        <w:rPr>
+          <w:rFonts w:ascii="Times New Roman" w:hAnsi="Times New Roman"/>
+        </w:rPr>
+        <w:t xml:space="preserve">Como extensão das ferramentas orquestradas pelo servidor MCP, este tópico compreende a auditoria de integridade
+        acadêmica em avaliações presenciais escritas: o agente aciona rotinas de visão computacional (OCR) e mineração
+        textual para identificar padrões de similaridade entre provas físicas. A aplicação desse pipeline sobre
+        76 cadernos físicos de prova presencial N1 (226 páginas manuscritas digitalizadas a 300 DPI) atestou 60 cadernos
+        sem indícios de similaridade atípica (78,9%) e identificou 16 cadernos (21,1%) com homologia estrutural
+        relevante, consolidados em 5 clusters de similaridade (Tabela 2).</w:t>
       </w:r>
     </w:p>
     <w:p>
@@ -1297,7 +1682,8 @@
           <w:rFonts w:ascii="Times New Roman" w:hAnsi="Times New Roman"/>
           <w:b w:val="1"/>
         </w:rPr>
-        <w:t xml:space="preserve">Quadro 1. Comparativo entre o parecer avaliativo tradicional e o parecer formativo com mediação MCP</w:t>
+        <w:t xml:space="preserve">Tabela 2 – Tipologia de clusters de similaridade detectados na
+          Prova Presencial N1 (76 cadernos físicos)</w:t>
       </w:r>
     </w:p>
     <w:p>
@@ -1314,7 +1700,57 @@
         <w:rPr>
           <w:rFonts w:ascii="Times New Roman" w:hAnsi="Times New Roman"/>
         </w:rPr>
-        <w:t xml:space="preserve">Fonte: Registros reais homologados no livro de notas do Canvas LMS (2026).</w:t>
+        <w:t xml:space="preserve">Fonte: Auditoria por visão computacional e grafos de similaridade em
+          dados empíricos anonimizados (2026).</w:t>
+      </w:r>
+    </w:p>
+    <w:p>
+      <w:pPr>
+        <w:spacing w:line="240" w:lineRule="auto" w:after="80"/>
+        <w:ind w:right="-74" w:firstLine="709"/>
+        <w:jc w:val="both"/>
+        <w:rPr>
+          <w:rFonts w:ascii="Times New Roman" w:hAnsi="Times New Roman"/>
+          <w:sz w:val="24"/>
+        </w:rPr>
+      </w:pPr>
+      <w:r>
+        <w:rPr>
+          <w:rFonts w:ascii="Times New Roman" w:hAnsi="Times New Roman"/>
+        </w:rPr>
+        <w:t xml:space="preserve">Cabe destacar que essa auditoria em provas manuscritas é uma frente experimental integrada ao ecossistema MCP e
+        Telegram, concebida para atuar como apoio investigativo ao docente sem qualquer poder punitivo automatizado,
+        dependendo estritamente da avaliação humana do professor (supervisão humana). A integração mostrou-se altamente
+        promissora ao notificar no Telegram nuances que passariam despercebidas na correção manual devido ao desgaste
+        cognitivo da leitura sequencial de dezenas de cadernos físicos. O caso empírico mais expressivo ocorreu na
+        Questão 11(b) (discursiva sobre passagem de parâmetros por referência, ponteiros e escopo de memória em C): o
+        agente identificou que cadernos fisicamente distantes na pilha de correção compartilhavam a mesma estrutura
+        argumentativa, camuflada por trocas pontuais de sinônimos (como "assim consegue alterar o valor real"
+        vs. "criando apenas cópias na função" vs. "seria apenas cópias e os dados originais não
+          mudam").</w:t>
+      </w:r>
+    </w:p>
+    <w:p>
+      <w:pPr>
+        <w:spacing w:line="240" w:lineRule="auto" w:after="80"/>
+        <w:ind w:right="-74" w:firstLine="709"/>
+        <w:jc w:val="both"/>
+        <w:rPr>
+          <w:rFonts w:ascii="Times New Roman" w:hAnsi="Times New Roman"/>
+          <w:sz w:val="24"/>
+        </w:rPr>
+      </w:pPr>
+      <w:r>
+        <w:rPr>
+          <w:rFonts w:ascii="Times New Roman" w:hAnsi="Times New Roman"/>
+        </w:rPr>
+        <w:t xml:space="preserve">Mais além, o algoritmo de grafos rastreou a propagação de um erro terminológico atípico: a substituição do termo
+        "na memória" pela expressão "na chamada" em três cadernos distintos pertencentes ao Cluster 2.
+        Ao receber essa ficha analítica consolidada diretamente no celular via bot de Telegram — correlacionando o
+        percentual de sobreposição textual às coordenadas das carteiras —, o docente obteve evidências objetivas e
+        materiais. Isso possibilitou afastar impressões subjetivas, subsidiar atendimentos pedagógicos individualizados
+        no laboratório para sanar as lacunas sobre ponteiros e garantir um diálogo formativo acolhedor, resguardando a
+        integridade acadêmica e o respeito aos estudantes sem instaurar processos punitivos arbitrários.</w:t>
       </w:r>
     </w:p>
     <w:p>
@@ -1333,41 +1769,50 @@
           <w:rFonts w:ascii="Times New Roman" w:hAnsi="Times New Roman"/>
           <w:b w:val="1"/>
         </w:rPr>
-        <w:t xml:space="preserve">3.2 Itens Avaliativos ENADE e Elevação da Qualidade dos Materiais Didáticos</w:t>
-      </w:r>
-    </w:p>
-    <w:p>
-      <w:pPr>
-        <w:spacing w:line="240" w:lineRule="auto" w:after="80"/>
-        <w:ind w:right="-74" w:firstLine="709"/>
-        <w:jc w:val="both"/>
-        <w:rPr>
-          <w:rFonts w:ascii="Times New Roman" w:hAnsi="Times New Roman"/>
-          <w:sz w:val="24"/>
-        </w:rPr>
-      </w:pPr>
-      <w:r>
-        <w:rPr>
-          <w:rFonts w:ascii="Times New Roman" w:hAnsi="Times New Roman"/>
-        </w:rPr>
-        <w:t xml:space="preserve">A indexação do corpus normativo e das matrizes do ENADE ao servidor MCP ampliou o suporte pedagógico à concepção de instrumentos avaliativos e conteúdos instrucionais. Apoiado pelo agente no Telegram, o docente gerou com agilidade minutas de questões no formato ENADE — com situações-problema contextualizadas e asserções-razão sobre controle de versão (DAGs e arquiteturas DVCS/CVCS) — acompanhadas de gabaritos comentados e alinhamento cronológico ao Calendário Acadêmico 2026.</w:t>
-      </w:r>
-    </w:p>
-    <w:p>
-      <w:pPr>
-        <w:spacing w:line="240" w:lineRule="auto" w:after="80"/>
-        <w:ind w:right="-74" w:firstLine="709"/>
-        <w:jc w:val="both"/>
-        <w:rPr>
-          <w:rFonts w:ascii="Times New Roman" w:hAnsi="Times New Roman"/>
-          <w:sz w:val="24"/>
-        </w:rPr>
-      </w:pPr>
-      <w:r>
-        <w:rPr>
-          <w:rFonts w:ascii="Times New Roman" w:hAnsi="Times New Roman"/>
-        </w:rPr>
-        <w:t xml:space="preserve">Paralelamente, a desoneração de rotinas burocráticas permitiu redirecionar o tempo docente para a produção de materiais didáticos multimídia de alto engajamento no Canvas LMS: (a) o projeto "Café com Código", transpondo complexidade algorítmica para estudos de caso reais da indústria de jogos; (b) guias visuais e descomplicados de Git/GitHub; e (c) simuladores interativos em HTML5/CSS3 para exploração de ponteiros e memória RAM em tempo de execução, elevando a retenção conceitual dos discentes.</w:t>
+        <w:t xml:space="preserve">3.3 Itens avaliativos e produção de material didático</w:t>
+      </w:r>
+    </w:p>
+    <w:p>
+      <w:pPr>
+        <w:spacing w:line="240" w:lineRule="auto" w:after="80"/>
+        <w:ind w:right="-74" w:firstLine="709"/>
+        <w:jc w:val="both"/>
+        <w:rPr>
+          <w:rFonts w:ascii="Times New Roman" w:hAnsi="Times New Roman"/>
+          <w:sz w:val="24"/>
+        </w:rPr>
+      </w:pPr>
+      <w:r>
+        <w:rPr>
+          <w:rFonts w:ascii="Times New Roman" w:hAnsi="Times New Roman"/>
+        </w:rPr>
+        <w:t xml:space="preserve">A indexação do corpus normativo e das matrizes do ENADE ao servidor MCP ampliou o suporte pedagógico à concepção
+        de instrumentos avaliativos e conteúdos instrucionais. Apoiado pelo agente no Telegram, o docente gerou com
+        agilidade minutas de questões no formato ENADE — com situações-problema contextualizadas e asserções-razão sobre
+        controle de versão (grafos acíclicos dirigidos - DAGs e arquiteturas distribuídas versus centralizadas de
+        controle de versão - DVCS/CVCS) — acompanhadas de gabaritos comentados e alinhamento cronológico ao Calendário
+        Acadêmico Institucional 2026.</w:t>
+      </w:r>
+    </w:p>
+    <w:p>
+      <w:pPr>
+        <w:spacing w:line="240" w:lineRule="auto" w:after="80"/>
+        <w:ind w:right="-74" w:firstLine="709"/>
+        <w:jc w:val="both"/>
+        <w:rPr>
+          <w:rFonts w:ascii="Times New Roman" w:hAnsi="Times New Roman"/>
+          <w:sz w:val="24"/>
+        </w:rPr>
+      </w:pPr>
+      <w:r>
+        <w:rPr>
+          <w:rFonts w:ascii="Times New Roman" w:hAnsi="Times New Roman"/>
+        </w:rPr>
+        <w:t xml:space="preserve">Paralelamente, a desoneração de rotinas burocráticas permitiu redirecionar o tempo docente para a produção de
+        materiais didáticos multimídia de alto engajamento no Canvas LMS: (a) o projeto "Café com Código",
+        transpondo complexidade algorítmica para estudos de caso da indústria de jogos; (b) guias visuais de Git/GitHub;
+        e (c) simuladores interativos em HTML5/CSS3 para exploração de ponteiros e memória operacional (RAM) em tempo de
+        execução, elevando a retenção conceitual dos discentes.</w:t>
       </w:r>
     </w:p>
     <w:p>
@@ -1386,75 +1831,55 @@
           <w:rFonts w:ascii="Times New Roman" w:hAnsi="Times New Roman"/>
           <w:b w:val="1"/>
         </w:rPr>
-        <w:t xml:space="preserve">3.3 Percepção Discente e Tempestividade Avaliativa</w:t>
-      </w:r>
-    </w:p>
-    <w:p>
-      <w:pPr>
-        <w:spacing w:line="240" w:lineRule="auto" w:after="80"/>
-        <w:ind w:right="-74" w:firstLine="709"/>
-        <w:jc w:val="both"/>
-        <w:rPr>
-          <w:rFonts w:ascii="Times New Roman" w:hAnsi="Times New Roman"/>
-          <w:sz w:val="24"/>
-        </w:rPr>
-      </w:pPr>
-      <w:r>
-        <w:rPr>
-          <w:rFonts w:ascii="Times New Roman" w:hAnsi="Times New Roman"/>
-        </w:rPr>
-        <w:t xml:space="preserve">A tempestividade da devolutiva — viabilizada quase em tempo real, com pareceres disponibilizados no livro de notas no mesmo dia da entrega — transformou a avaliação formativa (Black; Wiliam, 1998; Hattie; Timperley, 2007). Em termos empíricos, a orquestração MCP evidenciou escalabilidade consistente em diferentes portes de turmas: no 4º período (31 alunos / 9 equipes), a auditoria levou 1,2s e a publicação 28s; no 2º período, com maior complexidade estrutural (60 discentes / 26 repositórios), a varredura e compilação concorrente consumiram 23,32s e a publicação oficial em lote na API do Canvas deu-se em 0,55s, após 2 minutos de homologação docente no Telegram.</w:t>
-      </w:r>
-    </w:p>
-    <w:p>
-      <w:pPr>
-        <w:spacing w:line="240" w:lineRule="auto" w:after="80"/>
-        <w:ind w:right="-74" w:firstLine="709"/>
-        <w:jc w:val="both"/>
-        <w:rPr>
-          <w:rFonts w:ascii="Times New Roman" w:hAnsi="Times New Roman"/>
-          <w:sz w:val="24"/>
-        </w:rPr>
-      </w:pPr>
-      <w:r>
-        <w:rPr>
-          <w:rFonts w:ascii="Times New Roman" w:hAnsi="Times New Roman"/>
-        </w:rPr>
-        <w:t xml:space="preserve">Na turma de 2º período, a auditoria automatizada revelou que 53,8% (14 repositórios) atingiram compilação plena e integração sem conflitos na branch main, enquanto 46,2% (12 repositórios) apresentaram falhas de integração formativas ou inacessibilidade (incluindo 3 discentes com nota zero por repositórios inexistentes ou privados 404, além de divergências sintáticas como inclusão de markdown no fonte e identificadores corrompidos). A aplicação de critérios avaliativos estritos com justificativa explícita de cada desconto resultou em média de 72,1 pontos, permitindo intervenção pedagógica presencial imediata nas lacunas conceituais antes da avaliação formal presencial.</w:t>
-      </w:r>
-    </w:p>
-    <w:p>
-      <w:pPr>
-        <w:spacing w:line="240" w:lineRule="auto" w:after="80"/>
-        <w:ind w:right="-74" w:firstLine="709"/>
-        <w:jc w:val="both"/>
-        <w:rPr>
-          <w:rFonts w:ascii="Times New Roman" w:hAnsi="Times New Roman"/>
-          <w:sz w:val="24"/>
-        </w:rPr>
-      </w:pPr>
-      <w:r>
-        <w:rPr>
-          <w:rFonts w:ascii="Times New Roman" w:hAnsi="Times New Roman"/>
-        </w:rPr>
-        <w:t xml:space="preserve">Ao receberem o apontamento exato da linha de código, da constante esquecida (como a definição do vetor no cabeçalho ou o tratamento de branches concorrentes) ainda no calor da entrega da atividade, os estudantes puderam sanar dúvidas conceituais antes das avaliações formais presenciais. Essa dinâmica fomentou a autorregulação da aprendizagem discente e eliminou a sensação de desamparo frequentemente relatada por graduandos em disciplinas de exatas com turmas numerosas.</w:t>
-      </w:r>
-    </w:p>
-    <w:p>
-      <w:pPr>
-        <w:spacing w:line="240" w:lineRule="auto" w:after="80"/>
-        <w:ind w:right="-74" w:firstLine="709"/>
-        <w:jc w:val="both"/>
-        <w:rPr>
-          <w:rFonts w:ascii="Times New Roman" w:hAnsi="Times New Roman"/>
-          <w:sz w:val="24"/>
-        </w:rPr>
-      </w:pPr>
-      <w:r>
-        <w:rPr>
-          <w:rFonts w:ascii="Times New Roman" w:hAnsi="Times New Roman"/>
-        </w:rPr>
-        <w:t xml:space="preserve">A discussão crítica dos achados evidencia que a redução de ~89% no tempo administrativo permitiu redirecionar o foco docente para oficinas de alinhamento conceitual presencial antes das provas formais. Sobretudo, a governança com supervisão humana (human-in-the-loop) assegurou que o agente atuasse unicamente na triagem analítica, preservando a agência moral e pedagógica exclusiva do educador sobre cada nota e parecer (Floridi, 2019; Unesco, 2023), em total consonância com as diretrizes do NAPED.</w:t>
+        <w:t xml:space="preserve">3.4 Percepção discente e tempestividade avaliativa</w:t>
+      </w:r>
+    </w:p>
+    <w:p>
+      <w:pPr>
+        <w:spacing w:line="240" w:lineRule="auto" w:after="80"/>
+        <w:ind w:right="-74" w:firstLine="709"/>
+        <w:jc w:val="both"/>
+        <w:rPr>
+          <w:rFonts w:ascii="Times New Roman" w:hAnsi="Times New Roman"/>
+          <w:sz w:val="24"/>
+        </w:rPr>
+      </w:pPr>
+      <w:r>
+        <w:rPr>
+          <w:rFonts w:ascii="Times New Roman" w:hAnsi="Times New Roman"/>
+        </w:rPr>
+        <w:t xml:space="preserve">A tempestividade da devolutiva disponibilizada no mesmo dia da entrega transformou a avaliação formativa (Black;
+        Wiliam, 1998; Hattie; Timperley, 2007; Shute, 2008). A orquestração MCP evidenciou escalabilidade: no 4º período
+        (31 alunos / 9 equipes), a auditoria durou 1,2s e a publicação 28s; no 2º período (60 discentes / 26
+        repositórios), a compilação concorrente consumiu 23,32s e a sincronização em lote na API do Canvas deu-se em
+        0,55s após homologação no Telegram. Na turma de 2º período, 53,8% (14 repositórios) atingiram compilação plena e
+        46,2% apresentaram falhas de integração ou repositórios privados (média da turma: 72,1 pontos), permitindo
+        intervenção pedagógica presencial imediata nas lacunas conceituais.</w:t>
+      </w:r>
+    </w:p>
+    <w:p>
+      <w:pPr>
+        <w:spacing w:line="240" w:lineRule="auto" w:after="80"/>
+        <w:ind w:right="-74" w:firstLine="709"/>
+        <w:jc w:val="both"/>
+        <w:rPr>
+          <w:rFonts w:ascii="Times New Roman" w:hAnsi="Times New Roman"/>
+          <w:sz w:val="24"/>
+        </w:rPr>
+      </w:pPr>
+      <w:r>
+        <w:rPr>
+          <w:rFonts w:ascii="Times New Roman" w:hAnsi="Times New Roman"/>
+        </w:rPr>
+        <w:t xml:space="preserve">Com o apontamento objetivo da linha e do identificador divergente logo após a submissão discente, os estudantes
+        puderam sanar dúvidas conceituais antes das provas presenciais, fomentando a autorregulação. Na jornada global
+        docente (incluindo a deliberação no Telegram), a economia de ~89% de tempo permitiu redirecionar a carga horária
+        para oficinas práticas. Sobretudo, a supervisão humana contínua assegurou a responsabilidade moral e pedagógica
+        exclusiva do educador sobre cada parecer (Floridi, 2019; Holmes et al., 2019; Unesco, 2023), em total
+        consonância com as diretrizes do NAPED/Afya Ji-Paraná. Esse resultado converge com os postulados de Hattie e
+        Timperley (2007) e Shute (2008), que indicam que o feedback formativo ganha eficácia pedagógica quando
+        entregue com tempestividade e focado no diagnóstico da tarefa, diferindo do caráter puramente classificatório da
+        avaliação somativa tradicional (Bloom; Hastings; Madaus, 1971).</w:t>
       </w:r>
     </w:p>
     <w:p>
@@ -1473,41 +1898,247 @@
           <w:rFonts w:ascii="Times New Roman" w:hAnsi="Times New Roman"/>
           <w:b w:val="1"/>
         </w:rPr>
-        <w:t xml:space="preserve">3.4 Especificação do Modelo Cognitivo e Limitações do Estudo</w:t>
-      </w:r>
-    </w:p>
-    <w:p>
-      <w:pPr>
-        <w:spacing w:line="240" w:lineRule="auto" w:after="80"/>
-        <w:ind w:right="-74" w:firstLine="709"/>
-        <w:jc w:val="both"/>
-        <w:rPr>
-          <w:rFonts w:ascii="Times New Roman" w:hAnsi="Times New Roman"/>
-          <w:sz w:val="24"/>
-        </w:rPr>
-      </w:pPr>
-      <w:r>
-        <w:rPr>
-          <w:rFonts w:ascii="Times New Roman" w:hAnsi="Times New Roman"/>
-        </w:rPr>
-        <w:t xml:space="preserve">A eficiência da mediação ancorou-se no modelo Gemini 3.8 Flash, cuja ampla janela de contexto e baixa latência proporcionaram respostas ágeis no Telegram e rigor na inspeção sintática de códigos. Modelos gratuitos ou com contexto reduzido tendem a simplificar diagnósticos ou apresentar falhas em rubricas extensas, enquanto modelos avançados de fronteira (pagos) possibilitam auditorias de plágio estrutural ainda mais profundas, configurando uma decisão de custo-benefício institucional.</w:t>
-      </w:r>
-    </w:p>
-    <w:p>
-      <w:pPr>
-        <w:spacing w:line="240" w:lineRule="auto" w:after="80"/>
-        <w:ind w:right="-74" w:firstLine="709"/>
-        <w:jc w:val="both"/>
-        <w:rPr>
-          <w:rFonts w:ascii="Times New Roman" w:hAnsi="Times New Roman"/>
-          <w:sz w:val="24"/>
-        </w:rPr>
-      </w:pPr>
-      <w:r>
-        <w:rPr>
-          <w:rFonts w:ascii="Times New Roman" w:hAnsi="Times New Roman"/>
-        </w:rPr>
-        <w:t xml:space="preserve">Dentre as limitações metodológicas, destacam-se a dependência da conectividade de APIs institucionais, a necessidade de rubricas prévias bem estruturadas pelo educador e o recorte empírico concentrado em Ciência da Computação. Como trabalhos futuros, propõe-se a expansão da mediação MCP para disciplinas das Ciências da Saúde e Humanas (estudos de caso clínicos e textos dissertativos), além do desenvolvimento de módulos de learning analytics preditivos de evasão escolar via Telegram.</w:t>
+        <w:t xml:space="preserve">3.5 Sustentabilidade econômica e viabilidade regional</w:t>
+      </w:r>
+    </w:p>
+    <w:p>
+      <w:pPr>
+        <w:spacing w:line="240" w:lineRule="auto" w:after="80"/>
+        <w:ind w:right="-74" w:firstLine="709"/>
+        <w:jc w:val="both"/>
+        <w:rPr>
+          <w:rFonts w:ascii="Times New Roman" w:hAnsi="Times New Roman"/>
+          <w:sz w:val="24"/>
+        </w:rPr>
+      </w:pPr>
+      <w:r>
+        <w:rPr>
+          <w:rFonts w:ascii="Times New Roman" w:hAnsi="Times New Roman"/>
+        </w:rPr>
+        <w:t xml:space="preserve">A sustentabilidade da mediação ancorou-se no modelo Gemini 3.8 Flash, selecionado pela janela nativa de 1,0
+        milhão de tokens, permitindo a ingestão simultânea dos 26 repositórios de código e das rubricas do Canvas em uma
+        única chamada analítica. Na atividade do 2º período (60 alunos), o consumo aproximou-se de 180 mil tokens de
+        entrada e 45 mil de saída, totalizando um custo operacional residual de US$ 0,30 (menos de R$ 1,80 por turma).</w:t>
+      </w:r>
+    </w:p>
+    <w:p>
+      <w:pPr>
+        <w:spacing w:line="240" w:lineRule="auto" w:after="80"/>
+        <w:ind w:right="-74" w:firstLine="709"/>
+        <w:jc w:val="both"/>
+        <w:rPr>
+          <w:rFonts w:ascii="Times New Roman" w:hAnsi="Times New Roman"/>
+          <w:sz w:val="24"/>
+        </w:rPr>
+      </w:pPr>
+      <w:r>
+        <w:rPr>
+          <w:rFonts w:ascii="Times New Roman" w:hAnsi="Times New Roman"/>
+        </w:rPr>
+        <w:t xml:space="preserve">Para avaliar a viabilidade de replicação em cenários educacionais de orçamentos restritos — realidade frequente
+        em faculdades e centros universitários da Amazônia Ocidental —, a análise comparativa indicou viabilidade
+        financeira favorável:
+        (a) Modelos eficientes como o Gemini 3.5 Flash Lite (US$ 0,16 / ~R$ 0,95 por turma) e o GLM 5.3 Flash (US$ 0,014
+        / ~R$ 0,08 por turma) apresentam parâmetros teóricos e janelas de contexto plenamente compatíveis com o volume
+        de código avaliado a custos residuais; e
+        (b) Modelos abertos de comunidade via inferência local ou endpoints sem custo direto (como NVIDIA Nemotron 3
+        Ultra e Cohere North Mini) viabilizam custo de API zero (US$ 0,00).
+        Esse panorama indica que a modernização da gestão docente não depende de vultosos investimentos em licenças de
+        software corporativo, configurando uma alternativa pedagógica viável e replicável (Tabela 3).</w:t>
+      </w:r>
+    </w:p>
+    <w:p>
+      <w:pPr>
+        <w:spacing w:line="240" w:lineRule="auto" w:before="100" w:after="20"/>
+        <w:ind w:right="-74"/>
+        <w:jc w:val="left"/>
+        <w:rPr>
+          <w:rFonts w:ascii="Times New Roman" w:hAnsi="Times New Roman"/>
+          <w:b w:val="1"/>
+          <w:sz w:val="19"/>
+        </w:rPr>
+      </w:pPr>
+      <w:r>
+        <w:rPr>
+          <w:rFonts w:ascii="Times New Roman" w:hAnsi="Times New Roman"/>
+          <w:b w:val="1"/>
+        </w:rPr>
+        <w:t xml:space="preserve">Tabela 3 – Comparativo de sustentabilidade financeira de modelos
+          cognitivos por turma (60 alunos)</w:t>
+      </w:r>
+    </w:p>
+    <w:p>
+      <w:pPr>
+        <w:spacing w:line="240" w:lineRule="auto" w:before="20" w:after="100"/>
+        <w:ind w:right="-74"/>
+        <w:jc w:val="left"/>
+        <w:rPr>
+          <w:rFonts w:ascii="Times New Roman" w:hAnsi="Times New Roman"/>
+          <w:sz w:val="16"/>
+        </w:rPr>
+      </w:pPr>
+      <w:r>
+        <w:rPr>
+          <w:rFonts w:ascii="Times New Roman" w:hAnsi="Times New Roman"/>
+        </w:rPr>
+        <w:t xml:space="preserve">Fonte: Tarifação de referência dos provedores e consolidação pelo
+          autor (2026).</w:t>
+      </w:r>
+    </w:p>
+    <w:p>
+      <w:pPr>
+        <w:spacing w:line="240" w:lineRule="auto" w:before="140" w:after="40"/>
+        <w:ind w:right="-74"/>
+        <w:jc w:val="both"/>
+        <w:rPr>
+          <w:rFonts w:ascii="Times New Roman" w:hAnsi="Times New Roman"/>
+          <w:b w:val="1"/>
+          <w:sz w:val="24"/>
+        </w:rPr>
+      </w:pPr>
+      <w:r>
+        <w:rPr>
+          <w:rFonts w:ascii="Times New Roman" w:hAnsi="Times New Roman"/>
+          <w:b w:val="1"/>
+        </w:rPr>
+        <w:t xml:space="preserve">3.6 Limitações do estudo e lições aprendidas</w:t>
+      </w:r>
+    </w:p>
+    <w:p>
+      <w:pPr>
+        <w:spacing w:line="240" w:lineRule="auto" w:after="80"/>
+        <w:ind w:right="-74" w:firstLine="709"/>
+        <w:jc w:val="both"/>
+        <w:rPr>
+          <w:rFonts w:ascii="Times New Roman" w:hAnsi="Times New Roman"/>
+          <w:sz w:val="24"/>
+        </w:rPr>
+      </w:pPr>
+      <w:r>
+        <w:rPr>
+          <w:rFonts w:ascii="Times New Roman" w:hAnsi="Times New Roman"/>
+        </w:rPr>
+        <w:t xml:space="preserve">Apesar dos resultados operacionais favoráveis, a experiência evidenciou limitações práticas relevantes:
+        (a) a dependência da disponibilidade contínua e limites de taxa de requisição da API do Canvas LMS;
+        (b) a necessidade de rubricas pedagógicas claras previamente cadastradas no ambiente virtual;
+        (c) a sensibilidade do OCR em cadernos físicos a caligrafias atípicas, exigindo conferência humana constante;
+        (d) a ocorrência de falsos positivos em matrizes de similaridade decorrentes de termos técnicos padrão da
+        disciplina; e
+        (e) a restrição amostral ao curso de Ciência da Computação, recomendando-se replicações em outras áreas do
+        conhecimento.</w:t>
+      </w:r>
+    </w:p>
+    <w:p>
+      <w:pPr>
+        <w:spacing w:line="240" w:lineRule="auto" w:before="140" w:after="40"/>
+        <w:ind w:right="-74"/>
+        <w:jc w:val="both"/>
+        <w:rPr>
+          <w:rFonts w:ascii="Times New Roman" w:hAnsi="Times New Roman"/>
+          <w:b w:val="1"/>
+          <w:sz w:val="24"/>
+        </w:rPr>
+      </w:pPr>
+      <w:r>
+        <w:rPr>
+          <w:rFonts w:ascii="Times New Roman" w:hAnsi="Times New Roman"/>
+          <w:b w:val="1"/>
+        </w:rPr>
+        <w:t xml:space="preserve">3.7 Recomendações para a prática docente</w:t>
+      </w:r>
+    </w:p>
+    <w:p>
+      <w:pPr>
+        <w:spacing w:line="240" w:lineRule="auto" w:after="80"/>
+        <w:ind w:right="-74" w:firstLine="709"/>
+        <w:jc w:val="both"/>
+        <w:rPr>
+          <w:rFonts w:ascii="Times New Roman" w:hAnsi="Times New Roman"/>
+          <w:sz w:val="24"/>
+        </w:rPr>
+      </w:pPr>
+      <w:r>
+        <w:rPr>
+          <w:rFonts w:ascii="Times New Roman" w:hAnsi="Times New Roman"/>
+        </w:rPr>
+        <w:t xml:space="preserve">A partir da vivência prática no Afya Centro Universitário de Ji-Paraná, estruturaram-se quatro diretrizes para
+        a incorporação segura de agentes inteligentes à rotina docente:</w:t>
+      </w:r>
+    </w:p>
+    <w:p>
+      <w:pPr>
+        <w:spacing w:line="240" w:lineRule="auto" w:after="80"/>
+        <w:ind w:right="-74" w:firstLine="709"/>
+        <w:jc w:val="both"/>
+        <w:rPr>
+          <w:rFonts w:ascii="Times New Roman" w:hAnsi="Times New Roman"/>
+          <w:sz w:val="24"/>
+        </w:rPr>
+      </w:pPr>
+      <w:r>
+        <w:rPr>
+          <w:rFonts w:ascii="Times New Roman" w:hAnsi="Times New Roman"/>
+        </w:rPr>
+        <w:t xml:space="preserve">(a) Centralidade docente e supervisão humana mandatória: Sistemas de inteligência artificial
+        devem atuar unicamente na triagem técnica e elaboração de minutas diagnósticas, mantendo-se a atribuição e
+        homologação final de notas sob responsabilidade indelegável do professor titular;</w:t>
+      </w:r>
+    </w:p>
+    <w:p>
+      <w:pPr>
+        <w:spacing w:line="240" w:lineRule="auto" w:after="80"/>
+        <w:ind w:right="-74" w:firstLine="709"/>
+        <w:jc w:val="both"/>
+        <w:rPr>
+          <w:rFonts w:ascii="Times New Roman" w:hAnsi="Times New Roman"/>
+          <w:sz w:val="24"/>
+        </w:rPr>
+      </w:pPr>
+      <w:r>
+        <w:rPr>
+          <w:rFonts w:ascii="Times New Roman" w:hAnsi="Times New Roman"/>
+        </w:rPr>
+        <w:t xml:space="preserve">(b) Isolamento criptográfico e conformidade com a LGPD: A mediação via MCP assegura isolamento
+        estrito entre credenciais administrativas institucionais e modelos de linguagem, operando sob contratos de
+        retenção nula de dados (zero-data retention) para proteger a privacidade discente;</w:t>
+      </w:r>
+    </w:p>
+    <w:p>
+      <w:pPr>
+        <w:spacing w:line="240" w:lineRule="auto" w:after="80"/>
+        <w:ind w:right="-74" w:firstLine="709"/>
+        <w:jc w:val="both"/>
+        <w:rPr>
+          <w:rFonts w:ascii="Times New Roman" w:hAnsi="Times New Roman"/>
+          <w:sz w:val="24"/>
+        </w:rPr>
+      </w:pPr>
+      <w:r>
+        <w:rPr>
+          <w:rFonts w:ascii="Times New Roman" w:hAnsi="Times New Roman"/>
+        </w:rPr>
+        <w:t xml:space="preserve">(c) Transparência pedagógica de critérios: As rubricas e parâmetros de correção devem ser
+        previamente compartilhados com os estudantes, promovendo previsibilidade avaliativa e alinhamento de
+        expectativas; e</w:t>
+      </w:r>
+    </w:p>
+    <w:p>
+      <w:pPr>
+        <w:spacing w:line="240" w:lineRule="auto" w:after="80"/>
+        <w:ind w:right="-74" w:firstLine="709"/>
+        <w:jc w:val="both"/>
+        <w:rPr>
+          <w:rFonts w:ascii="Times New Roman" w:hAnsi="Times New Roman"/>
+          <w:sz w:val="24"/>
+        </w:rPr>
+      </w:pPr>
+      <w:r>
+        <w:rPr>
+          <w:rFonts w:ascii="Times New Roman" w:hAnsi="Times New Roman"/>
+        </w:rPr>
+        <w:t xml:space="preserve">(d) Sustentabilidade e modelos eficientes: O emprego de modelos compactos de baixo custo ou de
+        código aberto viabiliza a replicação da solução em instituições com restrições orçamentárias de infraestrutura
+        de TI.</w:t>
       </w:r>
     </w:p>
     <w:p>
@@ -1545,24 +2176,37 @@
         <w:rPr>
           <w:rFonts w:ascii="Times New Roman" w:hAnsi="Times New Roman"/>
         </w:rPr>
-        <w:t xml:space="preserve">A experiência vivenciada comprovou que a mediação inteligente entre agentes autônomos e o Canvas LMS, viabilizada pelo Model Context Protocol (MCP) e acessada intuitivamente via Telegram, representa uma inovação metodológica e tecnológica de alto impacto para a educação superior. A solução mitigou a sobrecarga mecânica docente ao reduzir em aproximadamente 89% o tempo consumido em rotinas burocráticas de correção e conferência. Ao devolver ao educador o domínio sobre seu tempo pedagógico sem exigir competências avançadas de programação, a tecnologia fortaleceu a relação formativa com os estudantes, propiciando devolutivas mais ricas, ágeis e personalizadas, sob permanente soberania ética e integridade acadêmica.</w:t>
-      </w:r>
-    </w:p>
-    <w:p>
-      <w:pPr>
-        <w:spacing w:line="240" w:lineRule="auto" w:after="80"/>
-        <w:ind w:right="-74" w:firstLine="709"/>
-        <w:jc w:val="both"/>
-        <w:rPr>
-          <w:rFonts w:ascii="Times New Roman" w:hAnsi="Times New Roman"/>
-          <w:sz w:val="24"/>
-        </w:rPr>
-      </w:pPr>
-      <w:r>
-        <w:rPr>
-          <w:rFonts w:ascii="Times New Roman" w:hAnsi="Times New Roman"/>
-        </w:rPr>
-        <w:t xml:space="preserve">Declaração de uso de inteligência artificial: Os autores declaram que utilizaram ferramentas de Inteligência Artificial generativa exclusivamente para apoio na revisão gramatical, padronização ortográfica e formatação de citações bibliográficas de acordo com as normas ABNT vigentes. Todos os dados empíricos, análises críticas, concepção da arquitetura e conclusões apresentadas neste relato foram integralmente concebidos, implementados e validados pelos autores humanos, que assumem plena responsabilidade científica e ética pela integridade do trabalho.</w:t>
+        <w:t xml:space="preserve">A experiência vivenciada indicou que a mediação inteligente entre agentes autônomos e o Canvas LMS,
+        viabilizada pelo protocolo MCP e operada via Telegram, representa uma alternativa metodológica consistente para
+        o
+        ensino superior regional. Como contribuição prática para a Amazônia Ocidental, o estudo ilustra como
+        instituições
+        de ensino no interior do estado podem introduzir modernizações acadêmicas com sustentabilidade financeira e
+        rigor
+        ético. A solução reduziu a sobrecarga operacional docente ao abreviar em aproximadamente 89% o tempo do ciclo
+        avaliativo global (de 7h30 para 50 min), devolvendo tempo útil para orientação direta e oficinas pedagógicas.</w:t>
+      </w:r>
+    </w:p>
+    <w:p>
+      <w:pPr>
+        <w:spacing w:line="240" w:lineRule="auto" w:after="80"/>
+        <w:ind w:right="-74" w:firstLine="709"/>
+        <w:jc w:val="both"/>
+        <w:rPr>
+          <w:rFonts w:ascii="Times New Roman" w:hAnsi="Times New Roman"/>
+          <w:sz w:val="24"/>
+        </w:rPr>
+      </w:pPr>
+      <w:r>
+        <w:rPr>
+          <w:rFonts w:ascii="Times New Roman" w:hAnsi="Times New Roman"/>
+        </w:rPr>
+        <w:t xml:space="preserve">Mais do que automatizar tarefas repetitivas, a arquitetura funcionou como suporte instrumental à atividade
+        docente: assumiu etapas mecânicas de compilação e conferência sintática, permitindo que a atenção do educador se
+        concentrasse na mediação formativa e no acompanhamento pedagógico. O estudo sugere que o emprego responsável de
+        inteligência artificial na educação universitária alcança maior efetividade quando estruturado em sistemas
+        abertos,
+        auditáveis e seguros, preservando o protagonismo ético e decisório do professor no processo avaliativo.</w:t>
       </w:r>
     </w:p>
     <w:p>
@@ -1600,7 +2244,8 @@
         <w:rPr>
           <w:rFonts w:ascii="Times New Roman" w:hAnsi="Times New Roman"/>
         </w:rPr>
-        <w:t xml:space="preserve">Beuren, I. M. Como elaborar trabalhos monográficos em contabilidade: teoria e prática. 3. ed. São Paulo: Atlas, 2006.</w:t>
+        <w:t xml:space="preserve">Black, P.; Wiliam, D. Assessment and classroom learning. Assessment in Education: Principles, Policy &amp; Practice,
+        v. 5, n. 1, p. 7-74, 1998. DOI: https://doi.org/10.1080/0969595980050102</w:t>
       </w:r>
     </w:p>
     <w:p>
@@ -1617,7 +2262,8 @@
         <w:rPr>
           <w:rFonts w:ascii="Times New Roman" w:hAnsi="Times New Roman"/>
         </w:rPr>
-        <w:t xml:space="preserve">Black, P.; Wiliam, D. Assessment and classroom learning. Assessment in Education: Principles, Policy &amp; Practice, v. 5, n. 1, p. 7-74, 1998.</w:t>
+        <w:t xml:space="preserve">Bloom, B. S.; Hastings, J. T.; Madaus, G. F. Handbook on formative and summative evaluation of student learning.
+        New York: McGraw-Hill, 1971.</w:t>
       </w:r>
     </w:p>
     <w:p>
@@ -1634,7 +2280,8 @@
         <w:rPr>
           <w:rFonts w:ascii="Times New Roman" w:hAnsi="Times New Roman"/>
         </w:rPr>
-        <w:t xml:space="preserve">Brasil. Lei Geral de Proteção de Dados Pessoais (LGPD). Lei nº 13.709, de 14 de agosto de 2018. Diário Oficial da União: Brasília, DF, 15 ago. 2018.</w:t>
+        <w:t xml:space="preserve">Brasil. Lei Geral de Proteção de Dados Pessoais (LGPD). Lei nº 13.709, de 14 de agosto de 2018. Diário Oficial
+        da União: Brasília, DF, 15 ago. 2018.</w:t>
       </w:r>
     </w:p>
     <w:p>
@@ -1651,7 +2298,8 @@
         <w:rPr>
           <w:rFonts w:ascii="Times New Roman" w:hAnsi="Times New Roman"/>
         </w:rPr>
-        <w:t xml:space="preserve">Floridi, L. Establishing the rules for building trustworthy AI. Nature Machine Intelligence, v. 1, n. 6, p. 261-262, 2019.</w:t>
+        <w:t xml:space="preserve">Floridi, L. Establishing the rules for building trustworthy AI. Nature Machine Intelligence, v. 1, n. 6, p.
+        261-262, 2019. DOI: https://doi.org/10.1038/s42256-019-0055-y</w:t>
       </w:r>
     </w:p>
     <w:p>
@@ -1668,7 +2316,9 @@
         <w:rPr>
           <w:rFonts w:ascii="Times New Roman" w:hAnsi="Times New Roman"/>
         </w:rPr>
-        <w:t xml:space="preserve">Garrison, D. R.; Anderson, T.; Archer, W. Critical inquiry in a text-based environment: computer conferencing in higher education. The Internet and Higher Education, v. 2, n. 2-3, p. 87-105, 2000.</w:t>
+        <w:t xml:space="preserve">Garrison, D. R.; Anderson, T.; Archer, W. Critical inquiry in a text-based environment: computer conferencing in
+        higher education. The Internet and Higher Education, v. 2, n. 2-3, p. 87-105, 2000. DOI:
+        https://doi.org/10.1016/S1096-7516(00)00016-6</w:t>
       </w:r>
     </w:p>
     <w:p>
@@ -1702,7 +2352,8 @@
         <w:rPr>
           <w:rFonts w:ascii="Times New Roman" w:hAnsi="Times New Roman"/>
         </w:rPr>
-        <w:t xml:space="preserve">Hattie, J.; Timperley, H. The power of feedback. Review of Educational Research, v. 77, n. 1, p. 81-112, 2007.</w:t>
+        <w:t xml:space="preserve">Hattie, J.; Timperley, H. The power of feedback. Review of Educational Research, v. 77, n. 1, p. 81-112, 2007.
+        DOI: https://doi.org/10.3102/003465430298487</w:t>
       </w:r>
     </w:p>
     <w:p>
@@ -1719,7 +2370,8 @@
         <w:rPr>
           <w:rFonts w:ascii="Times New Roman" w:hAnsi="Times New Roman"/>
         </w:rPr>
-        <w:t xml:space="preserve">Köche, J. C. Fundamentos de metodologia científica: teoria da ciência e iniciação à pesquisa. 32. ed. Petrópolis: Vozes, 2015.</w:t>
+        <w:t xml:space="preserve">Holmes, W. et al. Artificial intelligence in education: promises and implications for teaching and learning.
+        Boston: Center for Curriculum Redesign, 2019.</w:t>
       </w:r>
     </w:p>
     <w:p>
@@ -1736,6 +2388,24 @@
         <w:rPr>
           <w:rFonts w:ascii="Times New Roman" w:hAnsi="Times New Roman"/>
         </w:rPr>
+        <w:t xml:space="preserve">Köche, J. C. Fundamentos de metodologia científica: teoria da ciência e iniciação à pesquisa. 32. ed.
+        Petrópolis: Vozes, 2015.</w:t>
+      </w:r>
+    </w:p>
+    <w:p>
+      <w:pPr>
+        <w:spacing w:line="240" w:lineRule="auto" w:before="40" w:after="60"/>
+        <w:ind w:right="-74"/>
+        <w:jc w:val="both"/>
+        <w:rPr>
+          <w:rFonts w:ascii="Times New Roman" w:hAnsi="Times New Roman"/>
+          <w:sz w:val="22"/>
+        </w:rPr>
+      </w:pPr>
+      <w:r>
+        <w:rPr>
+          <w:rFonts w:ascii="Times New Roman" w:hAnsi="Times New Roman"/>
+        </w:rPr>
         <w:t xml:space="preserve">Lakatos, E. M.; Marconi, M. A. Fundamentos de metodologia científica. 8. ed. São Paulo: Atlas, 2021.</w:t>
       </w:r>
     </w:p>
@@ -1770,7 +2440,8 @@
         <w:rPr>
           <w:rFonts w:ascii="Times New Roman" w:hAnsi="Times New Roman"/>
         </w:rPr>
-        <w:t xml:space="preserve">Prodanov, C. C.; Freitas, E. C. Metodologia do trabalho científico: métodos e técnicas da pesquisa e do trabalho acadêmico. 2. ed. Novo Hamburgo: Feevale, 2013.</w:t>
+        <w:t xml:space="preserve">Perrenoud, P. Avaliação: da excelência à regulação das aprendizagens: entre duas lógicas. Porto Alegre: Artmed,
+        1999.</w:t>
       </w:r>
     </w:p>
     <w:p>
@@ -1787,6 +2458,59 @@
         <w:rPr>
           <w:rFonts w:ascii="Times New Roman" w:hAnsi="Times New Roman"/>
         </w:rPr>
+        <w:t xml:space="preserve">Prodanov, C. C.; Freitas, E. C. Metodologia do trabalho científico: métodos e técnicas da pesquisa e do trabalho
+        acadêmico. 2. ed. Novo Hamburgo: Feevale, 2013.</w:t>
+      </w:r>
+    </w:p>
+    <w:p>
+      <w:pPr>
+        <w:spacing w:line="240" w:lineRule="auto" w:before="40" w:after="60"/>
+        <w:ind w:right="-74"/>
+        <w:jc w:val="both"/>
+        <w:rPr>
+          <w:rFonts w:ascii="Times New Roman" w:hAnsi="Times New Roman"/>
+          <w:sz w:val="22"/>
+        </w:rPr>
+      </w:pPr>
+      <w:r>
+        <w:rPr>
+          <w:rFonts w:ascii="Times New Roman" w:hAnsi="Times New Roman"/>
+        </w:rPr>
+        <w:t xml:space="preserve">Russell, S.; Norvig, P. Artificial intelligence: a modern approach. 4. ed. Hoboken: Pearson, 2021.</w:t>
+      </w:r>
+    </w:p>
+    <w:p>
+      <w:pPr>
+        <w:spacing w:line="240" w:lineRule="auto" w:before="40" w:after="60"/>
+        <w:ind w:right="-74"/>
+        <w:jc w:val="both"/>
+        <w:rPr>
+          <w:rFonts w:ascii="Times New Roman" w:hAnsi="Times New Roman"/>
+          <w:sz w:val="22"/>
+        </w:rPr>
+      </w:pPr>
+      <w:r>
+        <w:rPr>
+          <w:rFonts w:ascii="Times New Roman" w:hAnsi="Times New Roman"/>
+        </w:rPr>
+        <w:t xml:space="preserve">Scriven, M. The methodology of evaluation. In: Stake, R. E. (ed.). Perspectives of curriculum evaluation.
+        Chicago: Rand McNally, 1967. p. 39-83.</w:t>
+      </w:r>
+    </w:p>
+    <w:p>
+      <w:pPr>
+        <w:spacing w:line="240" w:lineRule="auto" w:before="40" w:after="60"/>
+        <w:ind w:right="-74"/>
+        <w:jc w:val="both"/>
+        <w:rPr>
+          <w:rFonts w:ascii="Times New Roman" w:hAnsi="Times New Roman"/>
+          <w:sz w:val="22"/>
+        </w:rPr>
+      </w:pPr>
+      <w:r>
+        <w:rPr>
+          <w:rFonts w:ascii="Times New Roman" w:hAnsi="Times New Roman"/>
+        </w:rPr>
         <w:t xml:space="preserve">Severino, A. J. Metodologia do trabalho científico. 24. ed. São Paulo: Cortez, 2016.</w:t>
       </w:r>
     </w:p>
@@ -1804,7 +2528,26 @@
         <w:rPr>
           <w:rFonts w:ascii="Times New Roman" w:hAnsi="Times New Roman"/>
         </w:rPr>
-        <w:t xml:space="preserve">Unesco. Guidance for generative AI in education and research. Paris: United Nations Educational, Scientific and Cultural Organization, 2023.</w:t>
+        <w:t xml:space="preserve">Shute, V. J. Focus on formative feedback. Review of Educational Research, v. 78, n. 1, p. 153-189, 2008.
+        DOI: https://doi.org/10.3102/0034654307313795</w:t>
+      </w:r>
+    </w:p>
+    <w:p>
+      <w:pPr>
+        <w:spacing w:line="240" w:lineRule="auto" w:before="40" w:after="60"/>
+        <w:ind w:right="-74"/>
+        <w:jc w:val="both"/>
+        <w:rPr>
+          <w:rFonts w:ascii="Times New Roman" w:hAnsi="Times New Roman"/>
+          <w:sz w:val="22"/>
+        </w:rPr>
+      </w:pPr>
+      <w:r>
+        <w:rPr>
+          <w:rFonts w:ascii="Times New Roman" w:hAnsi="Times New Roman"/>
+        </w:rPr>
+        <w:t xml:space="preserve">Unesco. Guidance for generative AI in education and research. Paris: United Nations Educational, Scientific and
+        Cultural Organization, 2023.</w:t>
       </w:r>
     </w:p>
     <w:sectPr>
@@ -1816,7 +2559,7 @@
         <w:col w:w="5101" w:space="568"/>
         <w:col w:w="5101"/>
       </w:cols>
-      <w:headerReference w:type="default" ns7:id="Reec133b464924676"/>
+      <w:headerReference w:type="default" r:id="Reec133b464924676"/>
     </w:sectPr>
   </w:body>
 </w:document>
